--- a/updates/partnership-day-2026/agenda.docx
+++ b/updates/partnership-day-2026/agenda.docx
@@ -8,7 +8,7 @@
           <w:noProof/>
         </w:rPr>
         <w:drawing>
-          <wp:anchor distT="0" distB="0" distL="114300" distR="114300" simplePos="0" relativeHeight="251658240" behindDoc="0" locked="0" layoutInCell="1" allowOverlap="1" wp14:anchorId="6C27A408" wp14:editId="394A19FF">
+          <wp:anchor distT="0" distB="0" distL="114300" distR="114300" simplePos="0" relativeHeight="251658240" behindDoc="0" locked="0" layoutInCell="1" allowOverlap="1" wp14:anchorId="6C27A408" wp14:editId="76206E4D">
             <wp:simplePos x="0" y="0"/>
             <wp:positionH relativeFrom="column">
               <wp:posOffset>-920999</wp:posOffset>
@@ -1236,30 +1236,6 @@
               <w:spacing w:after="0"/>
               <w:rPr>
                 <w:rFonts w:ascii="Aptos" w:eastAsia="Aptos" w:hAnsi="Aptos" w:cs="Aptos"/>
-                <w:b/>
-                <w:bCs/>
-                <w:color w:val="484650"/>
-                <w:sz w:val="20"/>
-                <w:szCs w:val="20"/>
-              </w:rPr>
-            </w:pPr>
-            <w:r>
-              <w:rPr>
-                <w:rFonts w:ascii="Aptos" w:eastAsia="Aptos" w:hAnsi="Aptos" w:cs="Aptos"/>
-                <w:b/>
-                <w:bCs/>
-                <w:color w:val="484650"/>
-                <w:sz w:val="20"/>
-                <w:szCs w:val="20"/>
-              </w:rPr>
-              <w:t>Connecting Guatemala's Schools to the Internet</w:t>
-            </w:r>
-          </w:p>
-          <w:p>
-            <w:pPr>
-              <w:spacing w:after="0"/>
-              <w:rPr>
-                <w:rFonts w:ascii="Aptos" w:eastAsia="Aptos" w:hAnsi="Aptos" w:cs="Aptos"/>
                 <w:color w:val="484650"/>
                 <w:sz w:val="20"/>
                 <w:szCs w:val="20"/>
@@ -1335,6 +1311,43 @@
           <w:p>
             <w:pPr>
               <w:spacing w:after="0"/>
+              <w:rPr>
+                <w:rFonts w:ascii="Aptos" w:eastAsia="Aptos" w:hAnsi="Aptos" w:cs="Aptos"/>
+                <w:b/>
+                <w:bCs/>
+                <w:color w:val="484650"/>
+                <w:sz w:val="20"/>
+                <w:szCs w:val="20"/>
+              </w:rPr>
+            </w:pPr>
+          </w:p>
+          <w:p>
+            <w:pPr>
+              <w:spacing w:after="0"/>
+              <w:rPr>
+                <w:rFonts w:ascii="Aptos" w:eastAsia="Aptos" w:hAnsi="Aptos" w:cs="Aptos"/>
+                <w:b/>
+                <w:bCs/>
+                <w:color w:val="484650"/>
+                <w:sz w:val="20"/>
+                <w:szCs w:val="20"/>
+              </w:rPr>
+            </w:pPr>
+            <w:r>
+              <w:rPr>
+                <w:rFonts w:ascii="Aptos" w:eastAsia="Aptos" w:hAnsi="Aptos" w:cs="Aptos"/>
+                <w:b/>
+                <w:bCs/>
+                <w:color w:val="484650"/>
+                <w:sz w:val="20"/>
+                <w:szCs w:val="20"/>
+              </w:rPr>
+              <w:t>From Data to Deployment: Bridging Guatemala’s Connectivity Divide</w:t>
+            </w:r>
+          </w:p>
+          <w:p>
+            <w:pPr>
+              <w:spacing w:after="0"/>
             </w:pPr>
             <w:r>
               <w:rPr>
@@ -1384,66 +1397,69 @@
               <w:spacing w:after="0"/>
               <w:rPr>
                 <w:rFonts w:ascii="Aptos" w:eastAsia="Aptos" w:hAnsi="Aptos" w:cs="Aptos"/>
-                <w:b/>
-                <w:bCs/>
-                <w:color w:val="484650"/>
-                <w:sz w:val="20"/>
-                <w:szCs w:val="20"/>
-              </w:rPr>
-            </w:pPr>
-            <w:r>
-              <w:rPr>
-                <w:rFonts w:ascii="Aptos" w:eastAsia="Aptos" w:hAnsi="Aptos" w:cs="Aptos"/>
-                <w:b/>
-                <w:bCs/>
-                <w:color w:val="484650"/>
-                <w:sz w:val="20"/>
-                <w:szCs w:val="20"/>
-              </w:rPr>
-              <w:t>Advancing Low Emission Zones in Southeast Asia</w:t>
-            </w:r>
-          </w:p>
-          <w:p>
-            <w:pPr>
-              <w:spacing w:after="0"/>
-              <w:rPr>
-                <w:rFonts w:ascii="Aptos" w:eastAsia="Aptos" w:hAnsi="Aptos" w:cs="Aptos"/>
-                <w:color w:val="484650"/>
-                <w:sz w:val="20"/>
-                <w:szCs w:val="20"/>
-              </w:rPr>
-            </w:pPr>
-            <w:r>
-              <w:rPr>
-                <w:rFonts w:ascii="Aptos" w:eastAsia="Aptos" w:hAnsi="Aptos" w:cs="Aptos"/>
-                <w:color w:val="484650"/>
-                <w:sz w:val="20"/>
-                <w:szCs w:val="20"/>
-              </w:rPr>
-              <w:t xml:space="preserve">Sebastian Muller, </w:t>
-            </w:r>
-            <w:r>
-              <w:rPr>
-                <w:rFonts w:ascii="Aptos" w:eastAsia="Aptos" w:hAnsi="Aptos" w:cs="Aptos"/>
-                <w:color w:val="484650"/>
-                <w:sz w:val="20"/>
-                <w:szCs w:val="20"/>
-              </w:rPr>
-              <w:t>Technical Lead, Data &amp; AI</w:t>
-            </w:r>
-          </w:p>
-          <w:p>
-            <w:pPr>
-              <w:spacing w:after="0"/>
-            </w:pPr>
-            <w:r>
-              <w:rPr>
-                <w:rFonts w:ascii="Aptos" w:eastAsia="Aptos" w:hAnsi="Aptos" w:cs="Aptos"/>
-                <w:color w:val="484650"/>
-                <w:sz w:val="20"/>
-                <w:szCs w:val="20"/>
-              </w:rPr>
-              <w:t xml:space="preserve">Asian Development Bank </w:t>
+                <w:color w:val="484650"/>
+                <w:sz w:val="20"/>
+                <w:szCs w:val="20"/>
+              </w:rPr>
+            </w:pPr>
+            <w:r>
+              <w:rPr>
+                <w:rFonts w:ascii="Aptos" w:eastAsia="Aptos" w:hAnsi="Aptos" w:cs="Aptos"/>
+                <w:b/>
+                <w:bCs/>
+                <w:color w:val="484650"/>
+                <w:sz w:val="20"/>
+                <w:szCs w:val="20"/>
+              </w:rPr>
+              <w:t xml:space="preserve">Mapping Access Gaps to Guide Digital Infrastructure Investments in East Africa </w:t>
+            </w:r>
+            <w:r>
+              <w:rPr>
+                <w:rFonts w:ascii="Aptos" w:eastAsia="Aptos" w:hAnsi="Aptos" w:cs="Aptos"/>
+                <w:color w:val="484650"/>
+                <w:sz w:val="20"/>
+                <w:szCs w:val="20"/>
+              </w:rPr>
+              <w:lastRenderedPageBreak/>
+              <w:t xml:space="preserve">Mohamed Ali Hadj </w:t>
+            </w:r>
+            <w:proofErr w:type="spellStart"/>
+            <w:r>
+              <w:rPr>
+                <w:rFonts w:ascii="Aptos" w:eastAsia="Aptos" w:hAnsi="Aptos" w:cs="Aptos"/>
+                <w:color w:val="484650"/>
+                <w:sz w:val="20"/>
+                <w:szCs w:val="20"/>
+              </w:rPr>
+              <w:t>Taieb</w:t>
+            </w:r>
+            <w:proofErr w:type="spellEnd"/>
+            <w:r>
+              <w:rPr>
+                <w:rFonts w:ascii="Aptos" w:eastAsia="Aptos" w:hAnsi="Aptos" w:cs="Aptos"/>
+                <w:color w:val="484650"/>
+                <w:sz w:val="20"/>
+                <w:szCs w:val="20"/>
+              </w:rPr>
+              <w:t xml:space="preserve">, </w:t>
+            </w:r>
+            <w:r>
+              <w:rPr>
+                <w:rFonts w:ascii="Aptos" w:eastAsia="Aptos" w:hAnsi="Aptos" w:cs="Aptos"/>
+                <w:color w:val="484650"/>
+                <w:sz w:val="20"/>
+                <w:szCs w:val="20"/>
+              </w:rPr>
+              <w:t xml:space="preserve">Senior Data Scientist, </w:t>
+            </w:r>
+            <w:r>
+              <w:rPr>
+                <w:rFonts w:ascii="Aptos" w:eastAsia="Aptos" w:hAnsi="Aptos" w:cs="Aptos"/>
+                <w:color w:val="484650"/>
+                <w:sz w:val="20"/>
+                <w:szCs w:val="20"/>
+              </w:rPr>
+              <w:t xml:space="preserve">African Development Bank  </w:t>
             </w:r>
           </w:p>
           <w:p>
@@ -1857,7 +1873,7 @@
       </w:tr>
       <w:tr>
         <w:trPr>
-          <w:trHeight w:val="2325"/>
+          <w:trHeight w:val="4290"/>
         </w:trPr>
         <w:tc>
           <w:tcPr>
@@ -1993,23 +2009,22 @@
             <w:pPr>
               <w:spacing w:after="0"/>
               <w:rPr>
-                <w:rFonts w:ascii="Aptos" w:eastAsia="Aptos" w:hAnsi="Aptos" w:cs="Aptos"/>
-                <w:b/>
-                <w:bCs/>
-                <w:color w:val="484650"/>
-                <w:sz w:val="20"/>
-                <w:szCs w:val="20"/>
-              </w:rPr>
-            </w:pPr>
-            <w:r>
-              <w:rPr>
-                <w:b/>
-                <w:bCs/>
-                <w:color w:val="484650"/>
-                <w:sz w:val="20"/>
-                <w:szCs w:val="20"/>
-              </w:rPr>
-              <w:t>Integrating Flood Risk with High-resolution Wealth Mapping in Asia and the Pacific</w:t>
+                <w:b/>
+                <w:bCs/>
+                <w:color w:val="484650"/>
+                <w:sz w:val="20"/>
+                <w:szCs w:val="20"/>
+              </w:rPr>
+            </w:pPr>
+            <w:r>
+              <w:rPr>
+                <w:b/>
+                <w:bCs/>
+                <w:color w:val="484650"/>
+                <w:sz w:val="20"/>
+                <w:szCs w:val="20"/>
+              </w:rPr>
+              <w:t>Prosperity at Risk: Flood Exposure and Wealth in Asia and the Pacific</w:t>
             </w:r>
           </w:p>
           <w:p>
@@ -2073,108 +2088,156 @@
           <w:p>
             <w:pPr>
               <w:spacing w:after="0"/>
-              <w:rPr>
-                <w:rFonts w:ascii="Aptos" w:eastAsia="Aptos" w:hAnsi="Aptos" w:cs="Aptos"/>
-                <w:color w:val="484650"/>
-                <w:sz w:val="20"/>
-                <w:szCs w:val="20"/>
-              </w:rPr>
-            </w:pPr>
-          </w:p>
-          <w:p>
-            <w:pPr>
-              <w:spacing w:after="0"/>
-              <w:rPr>
-                <w:rFonts w:ascii="Aptos" w:eastAsia="Aptos" w:hAnsi="Aptos" w:cs="Aptos"/>
-                <w:color w:val="484650"/>
-                <w:sz w:val="20"/>
-                <w:szCs w:val="20"/>
-              </w:rPr>
-            </w:pPr>
-            <w:r>
-              <w:rPr>
-                <w:rFonts w:ascii="Aptos" w:eastAsia="Aptos" w:hAnsi="Aptos" w:cs="Aptos"/>
-                <w:b/>
-                <w:bCs/>
-                <w:color w:val="484650"/>
-                <w:sz w:val="20"/>
-                <w:szCs w:val="20"/>
-              </w:rPr>
-              <w:t xml:space="preserve">Mapping Human Displacement in Sub-Saharan Africa Using Nighttime Lights </w:t>
-            </w:r>
-            <w:r>
-              <w:rPr>
-                <w:rFonts w:ascii="Aptos" w:eastAsia="Aptos" w:hAnsi="Aptos" w:cs="Aptos"/>
-                <w:b/>
-                <w:bCs/>
-                <w:color w:val="484650"/>
-                <w:sz w:val="20"/>
-                <w:szCs w:val="20"/>
-              </w:rPr>
-              <w:t xml:space="preserve">and </w:t>
-            </w:r>
-            <w:r>
-              <w:rPr>
-                <w:rFonts w:ascii="Aptos" w:hAnsi="Aptos"/>
-                <w:b/>
-                <w:bCs/>
-                <w:color w:val="484650"/>
-                <w:sz w:val="20"/>
-                <w:szCs w:val="20"/>
-                <w:shd w:val="clear" w:color="auto" w:fill="FFFFFF"/>
-              </w:rPr>
-              <w:t>Meta’s High Resolution Population Data</w:t>
-            </w:r>
-            <w:r>
-              <w:rPr>
-                <w:rFonts w:ascii="Aptos" w:hAnsi="Aptos"/>
-                <w:color w:val="484650"/>
-                <w:sz w:val="20"/>
-                <w:szCs w:val="20"/>
-                <w:shd w:val="clear" w:color="auto" w:fill="FFFFFF"/>
-              </w:rPr>
-              <w:t> </w:t>
-            </w:r>
-            <w:r>
-              <w:rPr>
-                <w:rFonts w:ascii="Aptos" w:eastAsia="Aptos" w:hAnsi="Aptos" w:cs="Aptos"/>
-                <w:color w:val="484650"/>
-                <w:sz w:val="20"/>
-                <w:szCs w:val="20"/>
-              </w:rPr>
-              <w:t xml:space="preserve"> </w:t>
-            </w:r>
-          </w:p>
-          <w:p>
-            <w:pPr>
-              <w:spacing w:after="0"/>
-              <w:rPr>
-                <w:rFonts w:ascii="Aptos" w:eastAsia="Aptos" w:hAnsi="Aptos" w:cs="Aptos"/>
-                <w:color w:val="484650"/>
-                <w:sz w:val="20"/>
-                <w:szCs w:val="20"/>
-              </w:rPr>
-            </w:pPr>
-            <w:r>
-              <w:rPr>
-                <w:rFonts w:ascii="Aptos" w:eastAsia="Aptos" w:hAnsi="Aptos" w:cs="Aptos"/>
-                <w:color w:val="484650"/>
-                <w:sz w:val="20"/>
-                <w:szCs w:val="20"/>
-              </w:rPr>
-              <w:t xml:space="preserve">Mohamed Ali Hadj </w:t>
-            </w:r>
-            <w:proofErr w:type="spellStart"/>
-            <w:r>
-              <w:rPr>
-                <w:rFonts w:ascii="Aptos" w:eastAsia="Aptos" w:hAnsi="Aptos" w:cs="Aptos"/>
-                <w:color w:val="484650"/>
-                <w:sz w:val="20"/>
-                <w:szCs w:val="20"/>
-              </w:rPr>
-              <w:t>Taieb</w:t>
-            </w:r>
-            <w:proofErr w:type="spellEnd"/>
+            </w:pPr>
+          </w:p>
+          <w:p>
+            <w:pPr>
+              <w:spacing w:after="0"/>
+              <w:rPr>
+                <w:rFonts w:ascii="Aptos" w:eastAsia="Aptos" w:hAnsi="Aptos" w:cs="Aptos"/>
+                <w:b/>
+                <w:bCs/>
+                <w:color w:val="484650"/>
+                <w:sz w:val="20"/>
+                <w:szCs w:val="20"/>
+              </w:rPr>
+            </w:pPr>
+            <w:r>
+              <w:rPr>
+                <w:rFonts w:ascii="Aptos" w:eastAsia="Aptos" w:hAnsi="Aptos" w:cs="Aptos"/>
+                <w:b/>
+                <w:bCs/>
+                <w:color w:val="484650"/>
+                <w:sz w:val="20"/>
+                <w:szCs w:val="20"/>
+              </w:rPr>
+              <w:t>Advancing Low Emission Zones in Southeast Asia</w:t>
+            </w:r>
+          </w:p>
+          <w:p>
+            <w:pPr>
+              <w:spacing w:after="0"/>
+              <w:rPr>
+                <w:rFonts w:ascii="Aptos" w:eastAsia="Aptos" w:hAnsi="Aptos" w:cs="Aptos"/>
+                <w:color w:val="484650"/>
+                <w:sz w:val="20"/>
+                <w:szCs w:val="20"/>
+              </w:rPr>
+            </w:pPr>
+            <w:r>
+              <w:rPr>
+                <w:rFonts w:ascii="Aptos" w:eastAsia="Aptos" w:hAnsi="Aptos" w:cs="Aptos"/>
+                <w:color w:val="484650"/>
+                <w:sz w:val="20"/>
+                <w:szCs w:val="20"/>
+              </w:rPr>
+              <w:t xml:space="preserve">Sebastian Muller, </w:t>
+            </w:r>
+            <w:r>
+              <w:rPr>
+                <w:rFonts w:ascii="Aptos" w:eastAsia="Aptos" w:hAnsi="Aptos" w:cs="Aptos"/>
+                <w:color w:val="484650"/>
+                <w:sz w:val="20"/>
+                <w:szCs w:val="20"/>
+              </w:rPr>
+              <w:t>Technical Lead, Data &amp; AI</w:t>
+            </w:r>
+          </w:p>
+          <w:p>
+            <w:pPr>
+              <w:spacing w:after="0"/>
+            </w:pPr>
+            <w:r>
+              <w:rPr>
+                <w:rFonts w:ascii="Aptos" w:eastAsia="Aptos" w:hAnsi="Aptos" w:cs="Aptos"/>
+                <w:color w:val="484650"/>
+                <w:sz w:val="20"/>
+                <w:szCs w:val="20"/>
+              </w:rPr>
+              <w:t xml:space="preserve">Asian Development Bank </w:t>
+            </w:r>
+          </w:p>
+          <w:p>
+            <w:pPr>
+              <w:spacing w:after="0"/>
+              <w:rPr>
+                <w:rFonts w:ascii="Aptos" w:eastAsia="Aptos" w:hAnsi="Aptos" w:cs="Aptos"/>
+                <w:color w:val="484650"/>
+                <w:sz w:val="20"/>
+                <w:szCs w:val="20"/>
+              </w:rPr>
+            </w:pPr>
+          </w:p>
+          <w:p>
+            <w:pPr>
+              <w:spacing w:after="0"/>
+              <w:rPr>
+                <w:rFonts w:ascii="Aptos" w:eastAsia="Aptos" w:hAnsi="Aptos" w:cs="Aptos"/>
+                <w:color w:val="484650"/>
+                <w:sz w:val="20"/>
+                <w:szCs w:val="20"/>
+              </w:rPr>
+            </w:pPr>
+            <w:r>
+              <w:rPr>
+                <w:rFonts w:ascii="Aptos" w:eastAsia="Aptos" w:hAnsi="Aptos" w:cs="Aptos"/>
+                <w:b/>
+                <w:bCs/>
+                <w:color w:val="484650"/>
+                <w:sz w:val="20"/>
+                <w:szCs w:val="20"/>
+              </w:rPr>
+              <w:t xml:space="preserve">Bali Reimagined </w:t>
+            </w:r>
+          </w:p>
+          <w:p>
+            <w:pPr>
+              <w:spacing w:after="0"/>
+              <w:rPr>
+                <w:rFonts w:ascii="Aptos" w:eastAsia="Aptos" w:hAnsi="Aptos" w:cs="Aptos"/>
+                <w:color w:val="484650"/>
+                <w:sz w:val="20"/>
+                <w:szCs w:val="20"/>
+              </w:rPr>
+            </w:pPr>
+            <w:r>
+              <w:rPr>
+                <w:rFonts w:ascii="Aptos" w:eastAsia="Aptos" w:hAnsi="Aptos" w:cs="Aptos"/>
+                <w:color w:val="484650"/>
+                <w:sz w:val="20"/>
+                <w:szCs w:val="20"/>
+              </w:rPr>
+              <w:t xml:space="preserve">Laura McGorman, </w:t>
+            </w:r>
+            <w:r>
+              <w:rPr>
+                <w:rFonts w:ascii="Aptos" w:eastAsia="Aptos" w:hAnsi="Aptos" w:cs="Aptos"/>
+                <w:color w:val="484650"/>
+                <w:sz w:val="20"/>
+                <w:szCs w:val="20"/>
+              </w:rPr>
+              <w:t>Director, AI for Good at Meta</w:t>
+            </w:r>
+          </w:p>
+          <w:p>
+            <w:pPr>
+              <w:spacing w:after="0"/>
+              <w:rPr>
+                <w:rFonts w:ascii="Aptos" w:eastAsia="Aptos" w:hAnsi="Aptos" w:cs="Aptos"/>
+                <w:color w:val="484650"/>
+                <w:sz w:val="20"/>
+                <w:szCs w:val="20"/>
+              </w:rPr>
+            </w:pPr>
+            <w:r>
+              <w:rPr>
+                <w:rFonts w:ascii="Aptos" w:eastAsia="Aptos" w:hAnsi="Aptos" w:cs="Aptos"/>
+                <w:color w:val="484650"/>
+                <w:sz w:val="20"/>
+                <w:szCs w:val="20"/>
+              </w:rPr>
+              <w:t>Sol Tadeo</w:t>
+            </w:r>
             <w:r>
               <w:rPr>
                 <w:rFonts w:ascii="Aptos" w:eastAsia="Aptos" w:hAnsi="Aptos" w:cs="Aptos"/>
@@ -2191,131 +2254,8 @@
                 <w:sz w:val="20"/>
                 <w:szCs w:val="20"/>
               </w:rPr>
-              <w:t xml:space="preserve">Senior Data Scientist, </w:t>
-            </w:r>
-            <w:r>
-              <w:rPr>
-                <w:rFonts w:ascii="Aptos" w:eastAsia="Aptos" w:hAnsi="Aptos" w:cs="Aptos"/>
-                <w:color w:val="484650"/>
-                <w:sz w:val="20"/>
-                <w:szCs w:val="20"/>
-              </w:rPr>
-              <w:t xml:space="preserve">African Development Bank  </w:t>
-            </w:r>
-          </w:p>
-          <w:p>
-            <w:pPr>
-              <w:spacing w:after="0"/>
-            </w:pPr>
-          </w:p>
-          <w:p>
-            <w:pPr>
-              <w:spacing w:after="0"/>
-              <w:rPr>
-                <w:rFonts w:ascii="Aptos" w:eastAsia="Aptos" w:hAnsi="Aptos" w:cs="Aptos"/>
-                <w:color w:val="484650"/>
-                <w:sz w:val="20"/>
-                <w:szCs w:val="20"/>
-              </w:rPr>
-            </w:pPr>
-            <w:r>
-              <w:rPr>
-                <w:rFonts w:ascii="Aptos" w:eastAsia="Aptos" w:hAnsi="Aptos" w:cs="Aptos"/>
-                <w:b/>
-                <w:bCs/>
-                <w:color w:val="484650"/>
-                <w:sz w:val="20"/>
-                <w:szCs w:val="20"/>
-              </w:rPr>
-              <w:t xml:space="preserve">Bali Reimagined </w:t>
-            </w:r>
-          </w:p>
-          <w:p>
-            <w:pPr>
-              <w:spacing w:after="0"/>
-              <w:rPr>
-                <w:rFonts w:ascii="Aptos" w:eastAsia="Aptos" w:hAnsi="Aptos" w:cs="Aptos"/>
-                <w:color w:val="484650"/>
-                <w:sz w:val="20"/>
-                <w:szCs w:val="20"/>
-              </w:rPr>
-            </w:pPr>
-            <w:r>
-              <w:rPr>
-                <w:rFonts w:ascii="Aptos" w:eastAsia="Aptos" w:hAnsi="Aptos" w:cs="Aptos"/>
-                <w:color w:val="484650"/>
-                <w:sz w:val="20"/>
-                <w:szCs w:val="20"/>
-              </w:rPr>
-              <w:t xml:space="preserve">Laura McGorman, </w:t>
-            </w:r>
-            <w:r>
-              <w:rPr>
-                <w:rFonts w:ascii="Aptos" w:eastAsia="Aptos" w:hAnsi="Aptos" w:cs="Aptos"/>
-                <w:color w:val="484650"/>
-                <w:sz w:val="20"/>
-                <w:szCs w:val="20"/>
-              </w:rPr>
-              <w:t>Director, AI for Good at Meta</w:t>
-            </w:r>
-          </w:p>
-          <w:p>
-            <w:pPr>
-              <w:spacing w:after="0"/>
-              <w:rPr>
-                <w:rFonts w:ascii="Aptos" w:eastAsia="Aptos" w:hAnsi="Aptos" w:cs="Aptos"/>
-                <w:color w:val="484650"/>
-                <w:sz w:val="20"/>
-                <w:szCs w:val="20"/>
-              </w:rPr>
-            </w:pPr>
-            <w:r>
-              <w:rPr>
-                <w:rFonts w:ascii="Aptos" w:eastAsia="Aptos" w:hAnsi="Aptos" w:cs="Aptos"/>
-                <w:color w:val="484650"/>
-                <w:sz w:val="20"/>
-                <w:szCs w:val="20"/>
-              </w:rPr>
-              <w:t>Sol Tadeo</w:t>
-            </w:r>
-            <w:r>
-              <w:rPr>
-                <w:rFonts w:ascii="Aptos" w:eastAsia="Aptos" w:hAnsi="Aptos" w:cs="Aptos"/>
-                <w:color w:val="484650"/>
-                <w:sz w:val="20"/>
-                <w:szCs w:val="20"/>
-              </w:rPr>
-              <w:t xml:space="preserve">, </w:t>
-            </w:r>
-            <w:r>
-              <w:rPr>
-                <w:rFonts w:ascii="Aptos" w:eastAsia="Aptos" w:hAnsi="Aptos" w:cs="Aptos"/>
-                <w:color w:val="484650"/>
-                <w:sz w:val="20"/>
-                <w:szCs w:val="20"/>
-              </w:rPr>
-              <w:t xml:space="preserve">Data Scientist, </w:t>
-            </w:r>
-            <w:r>
-              <w:rPr>
-                <w:rFonts w:ascii="Aptos" w:eastAsia="Aptos" w:hAnsi="Aptos" w:cs="Aptos"/>
-                <w:color w:val="484650"/>
-                <w:sz w:val="20"/>
-                <w:szCs w:val="20"/>
-              </w:rPr>
-              <w:t>World Bank Group</w:t>
-            </w:r>
-          </w:p>
-          <w:p>
-            <w:pPr>
-              <w:spacing w:after="0"/>
-              <w:rPr>
-                <w:rFonts w:ascii="Aptos" w:eastAsia="Aptos" w:hAnsi="Aptos" w:cs="Aptos"/>
-                <w:color w:val="484650"/>
-                <w:sz w:val="20"/>
-                <w:szCs w:val="20"/>
-              </w:rPr>
-            </w:pPr>
+              <w:t>Data Scientist, World Bank Group</w:t>
+            </w:r>
           </w:p>
           <w:p>
             <w:pPr>
@@ -2427,25 +2367,7 @@
                 <w:sz w:val="20"/>
                 <w:szCs w:val="20"/>
               </w:rPr>
-              <w:t xml:space="preserve">, </w:t>
-            </w:r>
-            <w:r>
-              <w:rPr>
-                <w:rFonts w:ascii="Aptos" w:hAnsi="Aptos"/>
-                <w:color w:val="3A3A3A" w:themeColor="background2" w:themeShade="40"/>
-                <w:sz w:val="20"/>
-                <w:szCs w:val="20"/>
-              </w:rPr>
-              <w:t>CIO and General Manager of Technology and Transformation Department,</w:t>
-            </w:r>
-            <w:r>
-              <w:rPr>
-                <w:rFonts w:ascii="Aptos" w:hAnsi="Aptos"/>
-                <w:color w:val="3A3A3A" w:themeColor="background2" w:themeShade="40"/>
-                <w:sz w:val="20"/>
-                <w:szCs w:val="20"/>
-              </w:rPr>
-              <w:t xml:space="preserve"> Inter-American Development Bank </w:t>
+              <w:t xml:space="preserve">, CIO and General Manager of Technology and Transformation Department, Inter-American Development Bank </w:t>
             </w:r>
           </w:p>
         </w:tc>
@@ -2544,30 +2466,6 @@
           <w:color w:val="484650"/>
           <w:sz w:val="20"/>
           <w:szCs w:val="20"/>
-        </w:rPr>
-      </w:pPr>
-    </w:p>
-    <w:p>
-      <w:pPr>
-        <w:pStyle w:val="Heading1"/>
-        <w:rPr>
-          <w:b w:val="0"/>
-        </w:rPr>
-      </w:pPr>
-    </w:p>
-    <w:p>
-      <w:pPr>
-        <w:pStyle w:val="Heading1"/>
-        <w:rPr>
-          <w:b w:val="0"/>
-        </w:rPr>
-      </w:pPr>
-    </w:p>
-    <w:p>
-      <w:pPr>
-        <w:pStyle w:val="Heading1"/>
-        <w:rPr>
-          <w:b w:val="0"/>
         </w:rPr>
       </w:pPr>
     </w:p>
@@ -4126,6 +4024,10 @@
 </file>
 
 <file path=customXml/item1.xml><?xml version="1.0" encoding="utf-8"?>
+<b:Sources xmlns:b="http://schemas.openxmlformats.org/officeDocument/2006/bibliography" xmlns="http://schemas.openxmlformats.org/officeDocument/2006/bibliography" SelectedStyle="\APASixthEditionOfficeOnline.xsl" StyleName="APA" Version="6"/>
+</file>
+
+<file path=customXml/item2.xml><?xml version="1.0" encoding="utf-8"?>
 <?mso-contentType ?>
 <FormTemplates xmlns="http://schemas.microsoft.com/sharepoint/v3/contenttype/forms">
   <Display>DocumentLibraryForm</Display>
@@ -4134,11 +4036,25 @@
 </FormTemplates>
 </file>
 
-<file path=customXml/item2.xml><?xml version="1.0" encoding="utf-8"?>
-<b:Sources xmlns:b="http://schemas.openxmlformats.org/officeDocument/2006/bibliography" xmlns="http://schemas.openxmlformats.org/officeDocument/2006/bibliography" SelectedStyle="\APASixthEditionOfficeOnline.xsl" StyleName="APA" Version="6"/>
+<file path=customXml/item3.xml><?xml version="1.0" encoding="utf-8"?>
+<p:properties xmlns:p="http://schemas.microsoft.com/office/2006/metadata/properties" xmlns:xsi="http://www.w3.org/2001/XMLSchema-instance" xmlns:pc="http://schemas.microsoft.com/office/infopath/2007/PartnerControls">
+  <documentManagement>
+    <_ip_UnifiedCompliancePolicyUIAction xmlns="http://schemas.microsoft.com/sharepoint/v3" xsi:nil="true"/>
+    <_Flow_SignoffStatus xmlns="49d7565e-b98d-438e-a0f6-8f8c339c941d" xsi:nil="true"/>
+    <lcf76f155ced4ddcb4097134ff3c332f xmlns="49d7565e-b98d-438e-a0f6-8f8c339c941d">
+      <Terms xmlns="http://schemas.microsoft.com/office/infopath/2007/PartnerControls"/>
+    </lcf76f155ced4ddcb4097134ff3c332f>
+    <_ip_UnifiedCompliancePolicyProperties xmlns="http://schemas.microsoft.com/sharepoint/v3" xsi:nil="true"/>
+    <TaxCatchAll xmlns="3e02667f-0271-471b-bd6e-11a2e16def1d" xsi:nil="true"/>
+    <Description_x0020_of_x0020_Issue_x0020_or_x0020_Feedback xmlns="49d7565e-b98d-438e-a0f6-8f8c339c941d"/>
+    <Attach_x0020_Screenshot xmlns="49d7565e-b98d-438e-a0f6-8f8c339c941d" xsi:nil="true"/>
+    <Page xmlns="49d7565e-b98d-438e-a0f6-8f8c339c941d"/>
+    <Role xmlns="49d7565e-b98d-438e-a0f6-8f8c339c941d"/>
+  </documentManagement>
+</p:properties>
 </file>
 
-<file path=customXml/item3.xml><?xml version="1.0" encoding="utf-8"?>
+<file path=customXml/item4.xml><?xml version="1.0" encoding="utf-8"?>
 <ct:contentTypeSchema xmlns:ct="http://schemas.microsoft.com/office/2006/metadata/contentType" xmlns:ma="http://schemas.microsoft.com/office/2006/metadata/properties/metaAttributes" ct:_="" ma:_="" ma:contentTypeName="Document" ma:contentTypeID="0x01010009FAC5512A56CF45999A0963EA833649" ma:contentTypeVersion="26" ma:contentTypeDescription="Create a new document." ma:contentTypeScope="" ma:versionID="5b461bc16368f30869b23e13eb62b2e8">
   <xsd:schema xmlns:xsd="http://www.w3.org/2001/XMLSchema" xmlns:xs="http://www.w3.org/2001/XMLSchema" xmlns:p="http://schemas.microsoft.com/office/2006/metadata/properties" xmlns:ns1="http://schemas.microsoft.com/sharepoint/v3" xmlns:ns2="49d7565e-b98d-438e-a0f6-8f8c339c941d" xmlns:ns3="3c8f2328-f5a5-4a68-9096-e242066d509a" xmlns:ns4="3e02667f-0271-471b-bd6e-11a2e16def1d" targetNamespace="http://schemas.microsoft.com/office/2006/metadata/properties" ma:root="true" ma:fieldsID="3a9f8eb3f73fbeeda18ac5eabe8cba4a" ns1:_="" ns2:_="" ns3:_="" ns4:_="">
     <xsd:import namespace="http://schemas.microsoft.com/sharepoint/v3"/>
@@ -4461,25 +4377,15 @@
 </ct:contentTypeSchema>
 </file>
 
-<file path=customXml/item4.xml><?xml version="1.0" encoding="utf-8"?>
-<p:properties xmlns:p="http://schemas.microsoft.com/office/2006/metadata/properties" xmlns:xsi="http://www.w3.org/2001/XMLSchema-instance" xmlns:pc="http://schemas.microsoft.com/office/infopath/2007/PartnerControls">
-  <documentManagement>
-    <_ip_UnifiedCompliancePolicyUIAction xmlns="http://schemas.microsoft.com/sharepoint/v3" xsi:nil="true"/>
-    <_Flow_SignoffStatus xmlns="49d7565e-b98d-438e-a0f6-8f8c339c941d" xsi:nil="true"/>
-    <lcf76f155ced4ddcb4097134ff3c332f xmlns="49d7565e-b98d-438e-a0f6-8f8c339c941d">
-      <Terms xmlns="http://schemas.microsoft.com/office/infopath/2007/PartnerControls"/>
-    </lcf76f155ced4ddcb4097134ff3c332f>
-    <_ip_UnifiedCompliancePolicyProperties xmlns="http://schemas.microsoft.com/sharepoint/v3" xsi:nil="true"/>
-    <TaxCatchAll xmlns="3e02667f-0271-471b-bd6e-11a2e16def1d" xsi:nil="true"/>
-    <Description_x0020_of_x0020_Issue_x0020_or_x0020_Feedback xmlns="49d7565e-b98d-438e-a0f6-8f8c339c941d"/>
-    <Attach_x0020_Screenshot xmlns="49d7565e-b98d-438e-a0f6-8f8c339c941d" xsi:nil="true"/>
-    <Page xmlns="49d7565e-b98d-438e-a0f6-8f8c339c941d"/>
-    <Role xmlns="49d7565e-b98d-438e-a0f6-8f8c339c941d"/>
-  </documentManagement>
-</p:properties>
+<file path=customXml/itemProps1.xml><?xml version="1.0" encoding="utf-8"?>
+<ds:datastoreItem xmlns:ds="http://schemas.openxmlformats.org/officeDocument/2006/customXml" ds:itemID="{13BF3E96-DCAC-4BD5-8194-4FBEDC22CC6D}">
+  <ds:schemaRefs>
+    <ds:schemaRef ds:uri="http://schemas.openxmlformats.org/officeDocument/2006/bibliography"/>
+  </ds:schemaRefs>
+</ds:datastoreItem>
 </file>
 
-<file path=customXml/itemProps1.xml><?xml version="1.0" encoding="utf-8"?>
+<file path=customXml/itemProps2.xml><?xml version="1.0" encoding="utf-8"?>
 <ds:datastoreItem xmlns:ds="http://schemas.openxmlformats.org/officeDocument/2006/customXml" ds:itemID="{BB4DD978-64A3-44C7-8294-DB8FE4C05C06}">
   <ds:schemaRefs>
     <ds:schemaRef ds:uri="http://schemas.microsoft.com/sharepoint/v3/contenttype/forms"/>
@@ -4487,15 +4393,19 @@
 </ds:datastoreItem>
 </file>
 
-<file path=customXml/itemProps2.xml><?xml version="1.0" encoding="utf-8"?>
-<ds:datastoreItem xmlns:ds="http://schemas.openxmlformats.org/officeDocument/2006/customXml" ds:itemID="{13BF3E96-DCAC-4BD5-8194-4FBEDC22CC6D}">
+<file path=customXml/itemProps3.xml><?xml version="1.0" encoding="utf-8"?>
+<ds:datastoreItem xmlns:ds="http://schemas.openxmlformats.org/officeDocument/2006/customXml" ds:itemID="{4DA892AE-D38E-4ED1-8D40-91BED7377AEC}">
   <ds:schemaRefs>
-    <ds:schemaRef ds:uri="http://schemas.openxmlformats.org/officeDocument/2006/bibliography"/>
+    <ds:schemaRef ds:uri="http://schemas.microsoft.com/office/2006/metadata/properties"/>
+    <ds:schemaRef ds:uri="http://schemas.microsoft.com/office/infopath/2007/PartnerControls"/>
+    <ds:schemaRef ds:uri="http://schemas.microsoft.com/sharepoint/v3"/>
+    <ds:schemaRef ds:uri="49d7565e-b98d-438e-a0f6-8f8c339c941d"/>
+    <ds:schemaRef ds:uri="3e02667f-0271-471b-bd6e-11a2e16def1d"/>
   </ds:schemaRefs>
 </ds:datastoreItem>
 </file>
 
-<file path=customXml/itemProps3.xml><?xml version="1.0" encoding="utf-8"?>
+<file path=customXml/itemProps4.xml><?xml version="1.0" encoding="utf-8"?>
 <ds:datastoreItem xmlns:ds="http://schemas.openxmlformats.org/officeDocument/2006/customXml" ds:itemID="{0AD6069E-642B-4D34-BC67-12178B995E05}">
   <ds:schemaRefs>
     <ds:schemaRef ds:uri="http://schemas.microsoft.com/office/2006/metadata/contentType"/>
@@ -4514,16 +4424,4 @@
     <ds:schemaRef ds:uri="http://schemas.microsoft.com/internal/obd"/>
   </ds:schemaRefs>
 </ds:datastoreItem>
-</file>
-
-<file path=customXml/itemProps4.xml><?xml version="1.0" encoding="utf-8"?>
-<ds:datastoreItem xmlns:ds="http://schemas.openxmlformats.org/officeDocument/2006/customXml" ds:itemID="{4DA892AE-D38E-4ED1-8D40-91BED7377AEC}">
-  <ds:schemaRefs>
-    <ds:schemaRef ds:uri="http://schemas.microsoft.com/office/2006/metadata/properties"/>
-    <ds:schemaRef ds:uri="http://schemas.microsoft.com/office/infopath/2007/PartnerControls"/>
-    <ds:schemaRef ds:uri="http://schemas.microsoft.com/sharepoint/v3"/>
-    <ds:schemaRef ds:uri="49d7565e-b98d-438e-a0f6-8f8c339c941d"/>
-    <ds:schemaRef ds:uri="3e02667f-0271-471b-bd6e-11a2e16def1d"/>
-  </ds:schemaRefs>
-</ds:datastoreItem>
 </file>
--- a/updates/partnership-day-2026/agenda.docx
+++ b/updates/partnership-day-2026/agenda.docx
@@ -8,7 +8,7 @@
           <w:noProof/>
         </w:rPr>
         <w:drawing>
-          <wp:anchor distT="0" distB="0" distL="114300" distR="114300" simplePos="0" relativeHeight="251658240" behindDoc="0" locked="0" layoutInCell="1" allowOverlap="1" wp14:anchorId="6C27A408" wp14:editId="76206E4D">
+          <wp:anchor distT="0" distB="0" distL="114300" distR="114300" simplePos="0" relativeHeight="251658240" behindDoc="0" locked="0" layoutInCell="1" allowOverlap="1" wp14:anchorId="6C27A408" wp14:editId="69BBB931">
             <wp:simplePos x="0" y="0"/>
             <wp:positionH relativeFrom="column">
               <wp:posOffset>-920999</wp:posOffset>
@@ -91,43 +91,15 @@
         <w:spacing w:after="0" w:line="240" w:lineRule="auto"/>
       </w:pPr>
     </w:p>
-    <w:p>
-      <w:pPr>
-        <w:keepNext/>
-        <w:keepLines/>
-        <w:spacing w:after="0" w:line="240" w:lineRule="auto"/>
-        <w:jc w:val="center"/>
-        <w:rPr>
-          <w:color w:val="E97132" w:themeColor="accent2"/>
-          <w:sz w:val="28"/>
-          <w:szCs w:val="28"/>
-        </w:rPr>
-      </w:pPr>
-      <w:r>
-        <w:rPr>
-          <w:color w:val="E97132" w:themeColor="accent2"/>
-          <w:sz w:val="28"/>
-          <w:szCs w:val="28"/>
-        </w:rPr>
-        <w:t>DRAFT AGENDA</w:t>
-      </w:r>
-    </w:p>
-    <w:p>
-      <w:pPr>
-        <w:keepNext/>
-        <w:keepLines/>
-        <w:spacing w:after="0" w:line="240" w:lineRule="auto"/>
-      </w:pPr>
-    </w:p>
     <w:tbl>
       <w:tblPr>
-        <w:tblW w:w="0" w:type="auto"/>
+        <w:tblW w:w="9474" w:type="dxa"/>
         <w:tblLook w:val="04A0" w:firstRow="1" w:lastRow="0" w:firstColumn="1" w:lastColumn="0" w:noHBand="0" w:noVBand="1"/>
       </w:tblPr>
       <w:tblGrid>
         <w:gridCol w:w="900"/>
-        <w:gridCol w:w="2903"/>
-        <w:gridCol w:w="4653"/>
+        <w:gridCol w:w="3510"/>
+        <w:gridCol w:w="5064"/>
       </w:tblGrid>
       <w:tr>
         <w:trPr>
@@ -163,7 +135,7 @@
         </w:tc>
         <w:tc>
           <w:tcPr>
-            <w:tcW w:w="2903" w:type="dxa"/>
+            <w:tcW w:w="3510" w:type="dxa"/>
             <w:tcBorders>
               <w:top w:val="nil"/>
               <w:left w:val="nil"/>
@@ -191,7 +163,7 @@
         </w:tc>
         <w:tc>
           <w:tcPr>
-            <w:tcW w:w="4653" w:type="dxa"/>
+            <w:tcW w:w="5064" w:type="dxa"/>
             <w:tcBorders>
               <w:top w:val="nil"/>
               <w:left w:val="nil"/>
@@ -236,11 +208,14 @@
           <w:p>
             <w:pPr>
               <w:spacing w:after="0"/>
-            </w:pPr>
-            <w:r>
-              <w:rPr>
-                <w:rFonts w:ascii="Aptos" w:eastAsia="Aptos" w:hAnsi="Aptos" w:cs="Aptos"/>
-                <w:color w:val="484650"/>
+              <w:rPr>
+                <w:color w:val="3A3A3A" w:themeColor="background2" w:themeShade="40"/>
+              </w:rPr>
+            </w:pPr>
+            <w:r>
+              <w:rPr>
+                <w:rFonts w:ascii="Aptos" w:eastAsia="Aptos" w:hAnsi="Aptos" w:cs="Aptos"/>
+                <w:color w:val="3A3A3A" w:themeColor="background2" w:themeShade="40"/>
                 <w:sz w:val="20"/>
                 <w:szCs w:val="20"/>
               </w:rPr>
@@ -250,7 +225,7 @@
         </w:tc>
         <w:tc>
           <w:tcPr>
-            <w:tcW w:w="2903" w:type="dxa"/>
+            <w:tcW w:w="3510" w:type="dxa"/>
             <w:tcBorders>
               <w:top w:val="single" w:sz="8" w:space="0" w:color="E6E6E6"/>
               <w:left w:val="nil"/>
@@ -262,11 +237,14 @@
           <w:p>
             <w:pPr>
               <w:spacing w:after="0"/>
-            </w:pPr>
-            <w:r>
-              <w:rPr>
-                <w:rFonts w:ascii="Aptos" w:eastAsia="Aptos" w:hAnsi="Aptos" w:cs="Aptos"/>
-                <w:color w:val="484650"/>
+              <w:rPr>
+                <w:color w:val="3A3A3A" w:themeColor="background2" w:themeShade="40"/>
+              </w:rPr>
+            </w:pPr>
+            <w:r>
+              <w:rPr>
+                <w:rFonts w:ascii="Aptos" w:eastAsia="Aptos" w:hAnsi="Aptos" w:cs="Aptos"/>
+                <w:color w:val="3A3A3A" w:themeColor="background2" w:themeShade="40"/>
                 <w:sz w:val="20"/>
                 <w:szCs w:val="20"/>
               </w:rPr>
@@ -276,7 +254,7 @@
         </w:tc>
         <w:tc>
           <w:tcPr>
-            <w:tcW w:w="4653" w:type="dxa"/>
+            <w:tcW w:w="5064" w:type="dxa"/>
             <w:tcBorders>
               <w:top w:val="single" w:sz="8" w:space="0" w:color="E6E6E6"/>
               <w:left w:val="nil"/>
@@ -288,11 +266,14 @@
           <w:p>
             <w:pPr>
               <w:spacing w:after="0"/>
-            </w:pPr>
-            <w:r>
-              <w:rPr>
-                <w:rFonts w:ascii="Aptos" w:eastAsia="Aptos" w:hAnsi="Aptos" w:cs="Aptos"/>
-                <w:color w:val="484650"/>
+              <w:rPr>
+                <w:color w:val="3A3A3A" w:themeColor="background2" w:themeShade="40"/>
+              </w:rPr>
+            </w:pPr>
+            <w:r>
+              <w:rPr>
+                <w:rFonts w:ascii="Aptos" w:eastAsia="Aptos" w:hAnsi="Aptos" w:cs="Aptos"/>
+                <w:color w:val="3A3A3A" w:themeColor="background2" w:themeShade="40"/>
                 <w:sz w:val="20"/>
                 <w:szCs w:val="20"/>
               </w:rPr>
@@ -319,11 +300,14 @@
           <w:p>
             <w:pPr>
               <w:spacing w:after="0"/>
-            </w:pPr>
-            <w:r>
-              <w:rPr>
-                <w:rFonts w:ascii="Aptos" w:eastAsia="Aptos" w:hAnsi="Aptos" w:cs="Aptos"/>
-                <w:color w:val="484650"/>
+              <w:rPr>
+                <w:color w:val="3A3A3A" w:themeColor="background2" w:themeShade="40"/>
+              </w:rPr>
+            </w:pPr>
+            <w:r>
+              <w:rPr>
+                <w:rFonts w:ascii="Aptos" w:eastAsia="Aptos" w:hAnsi="Aptos" w:cs="Aptos"/>
+                <w:color w:val="3A3A3A" w:themeColor="background2" w:themeShade="40"/>
                 <w:sz w:val="20"/>
                 <w:szCs w:val="20"/>
               </w:rPr>
@@ -333,7 +317,7 @@
         </w:tc>
         <w:tc>
           <w:tcPr>
-            <w:tcW w:w="2903" w:type="dxa"/>
+            <w:tcW w:w="3510" w:type="dxa"/>
             <w:tcBorders>
               <w:top w:val="single" w:sz="8" w:space="0" w:color="E6E6E6"/>
               <w:left w:val="nil"/>
@@ -345,11 +329,18 @@
           <w:p>
             <w:pPr>
               <w:spacing w:after="0"/>
-            </w:pPr>
-            <w:r>
-              <w:rPr>
-                <w:rFonts w:ascii="Aptos" w:eastAsia="Aptos" w:hAnsi="Aptos" w:cs="Aptos"/>
-                <w:color w:val="484650"/>
+              <w:rPr>
+                <w:b/>
+                <w:bCs/>
+                <w:color w:val="3A3A3A" w:themeColor="background2" w:themeShade="40"/>
+              </w:rPr>
+            </w:pPr>
+            <w:r>
+              <w:rPr>
+                <w:rFonts w:ascii="Aptos" w:eastAsia="Aptos" w:hAnsi="Aptos" w:cs="Aptos"/>
+                <w:b/>
+                <w:bCs/>
+                <w:color w:val="3A3A3A" w:themeColor="background2" w:themeShade="40"/>
                 <w:sz w:val="20"/>
                 <w:szCs w:val="20"/>
               </w:rPr>
@@ -359,7 +350,7 @@
         </w:tc>
         <w:tc>
           <w:tcPr>
-            <w:tcW w:w="4653" w:type="dxa"/>
+            <w:tcW w:w="5064" w:type="dxa"/>
             <w:tcBorders>
               <w:top w:val="single" w:sz="8" w:space="0" w:color="E6E6E6"/>
               <w:left w:val="nil"/>
@@ -368,7 +359,61 @@
             </w:tcBorders>
             <w:shd w:val="clear" w:color="auto" w:fill="FFFFFF" w:themeFill="background1"/>
           </w:tcPr>
-          <w:p/>
+          <w:p>
+            <w:pPr>
+              <w:rPr>
+                <w:b/>
+                <w:bCs/>
+                <w:color w:val="3A3A3A" w:themeColor="background2" w:themeShade="40"/>
+                <w:sz w:val="20"/>
+                <w:szCs w:val="20"/>
+              </w:rPr>
+            </w:pPr>
+            <w:r>
+              <w:rPr>
+                <w:b/>
+                <w:bCs/>
+                <w:color w:val="3A3A3A" w:themeColor="background2" w:themeShade="40"/>
+                <w:sz w:val="20"/>
+                <w:szCs w:val="20"/>
+              </w:rPr>
+              <w:t>Haishan Fu</w:t>
+            </w:r>
+            <w:r>
+              <w:rPr>
+                <w:b/>
+                <w:bCs/>
+                <w:color w:val="3A3A3A" w:themeColor="background2" w:themeShade="40"/>
+                <w:sz w:val="20"/>
+                <w:szCs w:val="20"/>
+              </w:rPr>
+              <w:t xml:space="preserve">, </w:t>
+            </w:r>
+            <w:r>
+              <w:rPr>
+                <w:color w:val="3A3A3A" w:themeColor="background2" w:themeShade="40"/>
+                <w:sz w:val="20"/>
+                <w:szCs w:val="20"/>
+              </w:rPr>
+              <w:t>Chief Statistician</w:t>
+            </w:r>
+            <w:r>
+              <w:rPr>
+                <w:color w:val="3A3A3A" w:themeColor="background2" w:themeShade="40"/>
+                <w:sz w:val="20"/>
+                <w:szCs w:val="20"/>
+              </w:rPr>
+              <w:t xml:space="preserve"> and Director, </w:t>
+            </w:r>
+            <w:r>
+              <w:rPr>
+                <w:color w:val="3A3A3A" w:themeColor="background2" w:themeShade="40"/>
+                <w:sz w:val="20"/>
+                <w:szCs w:val="20"/>
+              </w:rPr>
+              <w:t xml:space="preserve">World Bank Group </w:t>
+            </w:r>
+          </w:p>
         </w:tc>
       </w:tr>
       <w:tr>
@@ -387,10 +432,15 @@
             <w:shd w:val="clear" w:color="auto" w:fill="FFFFFF" w:themeFill="background1"/>
           </w:tcPr>
           <w:p>
-            <w:r>
-              <w:rPr>
-                <w:rFonts w:ascii="Aptos" w:eastAsia="Aptos" w:hAnsi="Aptos" w:cs="Aptos"/>
-                <w:color w:val="484650"/>
+            <w:pPr>
+              <w:rPr>
+                <w:color w:val="3A3A3A" w:themeColor="background2" w:themeShade="40"/>
+              </w:rPr>
+            </w:pPr>
+            <w:r>
+              <w:rPr>
+                <w:rFonts w:ascii="Aptos" w:eastAsia="Aptos" w:hAnsi="Aptos" w:cs="Aptos"/>
+                <w:color w:val="3A3A3A" w:themeColor="background2" w:themeShade="40"/>
                 <w:sz w:val="20"/>
                 <w:szCs w:val="20"/>
               </w:rPr>
@@ -400,7 +450,7 @@
         </w:tc>
         <w:tc>
           <w:tcPr>
-            <w:tcW w:w="2903" w:type="dxa"/>
+            <w:tcW w:w="3510" w:type="dxa"/>
             <w:tcBorders>
               <w:top w:val="single" w:sz="8" w:space="0" w:color="E6E6E6"/>
               <w:left w:val="nil"/>
@@ -410,11 +460,16 @@
             <w:shd w:val="clear" w:color="auto" w:fill="FFFFFF" w:themeFill="background1"/>
           </w:tcPr>
           <w:p>
-            <w:r>
-              <w:rPr>
-                <w:b/>
-                <w:bCs/>
-                <w:color w:val="484650"/>
+            <w:pPr>
+              <w:rPr>
+                <w:color w:val="3A3A3A" w:themeColor="background2" w:themeShade="40"/>
+              </w:rPr>
+            </w:pPr>
+            <w:r>
+              <w:rPr>
+                <w:b/>
+                <w:bCs/>
+                <w:color w:val="3A3A3A" w:themeColor="background2" w:themeShade="40"/>
                 <w:sz w:val="20"/>
                 <w:szCs w:val="20"/>
               </w:rPr>
@@ -424,7 +479,7 @@
         </w:tc>
         <w:tc>
           <w:tcPr>
-            <w:tcW w:w="4653" w:type="dxa"/>
+            <w:tcW w:w="5064" w:type="dxa"/>
             <w:tcBorders>
               <w:top w:val="single" w:sz="8" w:space="0" w:color="E6E6E6"/>
               <w:left w:val="nil"/>
@@ -439,17 +494,17 @@
                 <w:rFonts w:ascii="Aptos" w:eastAsia="Aptos" w:hAnsi="Aptos" w:cs="Aptos"/>
                 <w:b/>
                 <w:bCs/>
-                <w:color w:val="484650"/>
-                <w:sz w:val="20"/>
-                <w:szCs w:val="20"/>
-              </w:rPr>
-            </w:pPr>
-            <w:r>
-              <w:rPr>
-                <w:rFonts w:ascii="Aptos" w:eastAsia="Aptos" w:hAnsi="Aptos" w:cs="Aptos"/>
-                <w:b/>
-                <w:bCs/>
-                <w:color w:val="484650"/>
+                <w:color w:val="3A3A3A" w:themeColor="background2" w:themeShade="40"/>
+                <w:sz w:val="20"/>
+                <w:szCs w:val="20"/>
+              </w:rPr>
+            </w:pPr>
+            <w:r>
+              <w:rPr>
+                <w:rFonts w:ascii="Aptos" w:eastAsia="Aptos" w:hAnsi="Aptos" w:cs="Aptos"/>
+                <w:b/>
+                <w:bCs/>
+                <w:color w:val="3A3A3A" w:themeColor="background2" w:themeShade="40"/>
                 <w:sz w:val="20"/>
                 <w:szCs w:val="20"/>
               </w:rPr>
@@ -460,7 +515,7 @@
                 <w:rFonts w:ascii="Aptos" w:eastAsia="Aptos" w:hAnsi="Aptos" w:cs="Aptos"/>
                 <w:b/>
                 <w:bCs/>
-                <w:color w:val="484650"/>
+                <w:color w:val="3A3A3A" w:themeColor="background2" w:themeShade="40"/>
                 <w:sz w:val="20"/>
                 <w:szCs w:val="20"/>
               </w:rPr>
@@ -471,7 +526,7 @@
                 <w:rFonts w:ascii="Aptos" w:eastAsia="Aptos" w:hAnsi="Aptos" w:cs="Aptos"/>
                 <w:b/>
                 <w:bCs/>
-                <w:color w:val="484650"/>
+                <w:color w:val="3A3A3A" w:themeColor="background2" w:themeShade="40"/>
                 <w:sz w:val="20"/>
                 <w:szCs w:val="20"/>
               </w:rPr>
@@ -482,7 +537,7 @@
                 <w:rFonts w:ascii="Aptos" w:eastAsia="Aptos" w:hAnsi="Aptos" w:cs="Aptos"/>
                 <w:b/>
                 <w:bCs/>
-                <w:color w:val="484650"/>
+                <w:color w:val="3A3A3A" w:themeColor="background2" w:themeShade="40"/>
                 <w:sz w:val="20"/>
                 <w:szCs w:val="20"/>
               </w:rPr>
@@ -491,7 +546,7 @@
             <w:r>
               <w:rPr>
                 <w:rFonts w:ascii="Aptos" w:eastAsia="Aptos" w:hAnsi="Aptos" w:cs="Aptos"/>
-                <w:color w:val="484650"/>
+                <w:color w:val="3A3A3A" w:themeColor="background2" w:themeShade="40"/>
                 <w:sz w:val="20"/>
                 <w:szCs w:val="20"/>
               </w:rPr>
@@ -500,7 +555,7 @@
             <w:r>
               <w:rPr>
                 <w:rFonts w:ascii="Aptos" w:eastAsia="Aptos" w:hAnsi="Aptos" w:cs="Aptos"/>
-                <w:color w:val="484650"/>
+                <w:color w:val="3A3A3A" w:themeColor="background2" w:themeShade="40"/>
                 <w:sz w:val="20"/>
                 <w:szCs w:val="20"/>
               </w:rPr>
@@ -529,15 +584,15 @@
               <w:spacing w:after="0"/>
               <w:rPr>
                 <w:rFonts w:ascii="Aptos" w:eastAsia="Aptos" w:hAnsi="Aptos" w:cs="Aptos"/>
-                <w:color w:val="484650"/>
-                <w:sz w:val="20"/>
-                <w:szCs w:val="20"/>
-              </w:rPr>
-            </w:pPr>
-            <w:r>
-              <w:rPr>
-                <w:rFonts w:ascii="Aptos" w:eastAsia="Aptos" w:hAnsi="Aptos" w:cs="Aptos"/>
-                <w:color w:val="484650"/>
+                <w:color w:val="3A3A3A" w:themeColor="background2" w:themeShade="40"/>
+                <w:sz w:val="20"/>
+                <w:szCs w:val="20"/>
+              </w:rPr>
+            </w:pPr>
+            <w:r>
+              <w:rPr>
+                <w:rFonts w:ascii="Aptos" w:eastAsia="Aptos" w:hAnsi="Aptos" w:cs="Aptos"/>
+                <w:color w:val="3A3A3A" w:themeColor="background2" w:themeShade="40"/>
                 <w:sz w:val="20"/>
                 <w:szCs w:val="20"/>
               </w:rPr>
@@ -546,7 +601,7 @@
             <w:r>
               <w:rPr>
                 <w:rFonts w:ascii="Aptos" w:eastAsia="Aptos" w:hAnsi="Aptos" w:cs="Aptos"/>
-                <w:color w:val="484650"/>
+                <w:color w:val="3A3A3A" w:themeColor="background2" w:themeShade="40"/>
                 <w:sz w:val="20"/>
                 <w:szCs w:val="20"/>
               </w:rPr>
@@ -555,7 +610,7 @@
             <w:r>
               <w:rPr>
                 <w:rFonts w:ascii="Aptos" w:eastAsia="Aptos" w:hAnsi="Aptos" w:cs="Aptos"/>
-                <w:color w:val="484650"/>
+                <w:color w:val="3A3A3A" w:themeColor="background2" w:themeShade="40"/>
                 <w:sz w:val="20"/>
                 <w:szCs w:val="20"/>
               </w:rPr>
@@ -565,7 +620,7 @@
         </w:tc>
         <w:tc>
           <w:tcPr>
-            <w:tcW w:w="2903" w:type="dxa"/>
+            <w:tcW w:w="3510" w:type="dxa"/>
             <w:tcBorders>
               <w:top w:val="single" w:sz="8" w:space="0" w:color="E6E6E6"/>
               <w:left w:val="nil"/>
@@ -581,17 +636,17 @@
                 <w:rFonts w:ascii="Aptos" w:eastAsia="Aptos" w:hAnsi="Aptos" w:cs="Aptos"/>
                 <w:b/>
                 <w:bCs/>
-                <w:color w:val="484650"/>
-                <w:sz w:val="20"/>
-                <w:szCs w:val="20"/>
-              </w:rPr>
-            </w:pPr>
-            <w:r>
-              <w:rPr>
-                <w:rFonts w:ascii="Aptos" w:eastAsia="Aptos" w:hAnsi="Aptos" w:cs="Aptos"/>
-                <w:b/>
-                <w:bCs/>
-                <w:color w:val="484650"/>
+                <w:color w:val="3A3A3A" w:themeColor="background2" w:themeShade="40"/>
+                <w:sz w:val="20"/>
+                <w:szCs w:val="20"/>
+              </w:rPr>
+            </w:pPr>
+            <w:r>
+              <w:rPr>
+                <w:rFonts w:ascii="Aptos" w:eastAsia="Aptos" w:hAnsi="Aptos" w:cs="Aptos"/>
+                <w:b/>
+                <w:bCs/>
+                <w:color w:val="3A3A3A" w:themeColor="background2" w:themeShade="40"/>
                 <w:sz w:val="20"/>
                 <w:szCs w:val="20"/>
               </w:rPr>
@@ -601,7 +656,7 @@
         </w:tc>
         <w:tc>
           <w:tcPr>
-            <w:tcW w:w="4653" w:type="dxa"/>
+            <w:tcW w:w="5064" w:type="dxa"/>
             <w:tcBorders>
               <w:top w:val="single" w:sz="8" w:space="0" w:color="E6E6E6"/>
               <w:left w:val="nil"/>
@@ -613,13 +668,16 @@
           <w:p>
             <w:pPr>
               <w:spacing w:after="0"/>
-            </w:pPr>
-            <w:r>
-              <w:rPr>
-                <w:rFonts w:ascii="Aptos" w:eastAsia="Aptos" w:hAnsi="Aptos" w:cs="Aptos"/>
-                <w:b/>
-                <w:bCs/>
-                <w:color w:val="484650"/>
+              <w:rPr>
+                <w:color w:val="3A3A3A" w:themeColor="background2" w:themeShade="40"/>
+              </w:rPr>
+            </w:pPr>
+            <w:r>
+              <w:rPr>
+                <w:rFonts w:ascii="Aptos" w:eastAsia="Aptos" w:hAnsi="Aptos" w:cs="Aptos"/>
+                <w:b/>
+                <w:bCs/>
+                <w:color w:val="3A3A3A" w:themeColor="background2" w:themeShade="40"/>
                 <w:sz w:val="20"/>
                 <w:szCs w:val="20"/>
               </w:rPr>
@@ -628,7 +686,7 @@
             <w:r>
               <w:rPr>
                 <w:rFonts w:ascii="Aptos" w:eastAsia="Aptos" w:hAnsi="Aptos" w:cs="Aptos"/>
-                <w:color w:val="484650"/>
+                <w:color w:val="3A3A3A" w:themeColor="background2" w:themeShade="40"/>
                 <w:sz w:val="20"/>
                 <w:szCs w:val="20"/>
               </w:rPr>
@@ -655,11 +713,14 @@
           <w:p>
             <w:pPr>
               <w:spacing w:after="0"/>
-            </w:pPr>
-            <w:r>
-              <w:rPr>
-                <w:rFonts w:ascii="Aptos" w:eastAsia="Aptos" w:hAnsi="Aptos" w:cs="Aptos"/>
-                <w:color w:val="484650"/>
+              <w:rPr>
+                <w:color w:val="3A3A3A" w:themeColor="background2" w:themeShade="40"/>
+              </w:rPr>
+            </w:pPr>
+            <w:r>
+              <w:rPr>
+                <w:rFonts w:ascii="Aptos" w:eastAsia="Aptos" w:hAnsi="Aptos" w:cs="Aptos"/>
+                <w:color w:val="3A3A3A" w:themeColor="background2" w:themeShade="40"/>
                 <w:sz w:val="20"/>
                 <w:szCs w:val="20"/>
               </w:rPr>
@@ -668,7 +729,7 @@
             <w:r>
               <w:rPr>
                 <w:rFonts w:ascii="Aptos" w:eastAsia="Aptos" w:hAnsi="Aptos" w:cs="Aptos"/>
-                <w:color w:val="484650"/>
+                <w:color w:val="3A3A3A" w:themeColor="background2" w:themeShade="40"/>
                 <w:sz w:val="20"/>
                 <w:szCs w:val="20"/>
               </w:rPr>
@@ -678,7 +739,7 @@
         </w:tc>
         <w:tc>
           <w:tcPr>
-            <w:tcW w:w="2903" w:type="dxa"/>
+            <w:tcW w:w="3510" w:type="dxa"/>
             <w:tcBorders>
               <w:top w:val="single" w:sz="8" w:space="0" w:color="E6E6E6"/>
               <w:left w:val="nil"/>
@@ -690,12 +751,15 @@
           <w:p>
             <w:pPr>
               <w:spacing w:after="0"/>
-            </w:pPr>
-            <w:r>
-              <w:rPr>
-                <w:b/>
-                <w:bCs/>
-                <w:color w:val="484650"/>
+              <w:rPr>
+                <w:color w:val="3A3A3A" w:themeColor="background2" w:themeShade="40"/>
+              </w:rPr>
+            </w:pPr>
+            <w:r>
+              <w:rPr>
+                <w:b/>
+                <w:bCs/>
+                <w:color w:val="3A3A3A" w:themeColor="background2" w:themeShade="40"/>
                 <w:sz w:val="20"/>
                 <w:szCs w:val="20"/>
               </w:rPr>
@@ -705,7 +769,7 @@
               <w:rPr>
                 <w:b/>
                 <w:bCs/>
-                <w:color w:val="484650"/>
+                <w:color w:val="3A3A3A" w:themeColor="background2" w:themeShade="40"/>
                 <w:sz w:val="20"/>
                 <w:szCs w:val="20"/>
               </w:rPr>
@@ -715,7 +779,7 @@
               <w:rPr>
                 <w:b/>
                 <w:bCs/>
-                <w:color w:val="484650"/>
+                <w:color w:val="3A3A3A" w:themeColor="background2" w:themeShade="40"/>
                 <w:sz w:val="20"/>
                 <w:szCs w:val="20"/>
               </w:rPr>
@@ -725,7 +789,7 @@
               <w:rPr>
                 <w:b/>
                 <w:bCs/>
-                <w:color w:val="484650"/>
+                <w:color w:val="3A3A3A" w:themeColor="background2" w:themeShade="40"/>
                 <w:sz w:val="20"/>
                 <w:szCs w:val="20"/>
               </w:rPr>
@@ -735,7 +799,7 @@
               <w:rPr>
                 <w:b/>
                 <w:bCs/>
-                <w:color w:val="484650"/>
+                <w:color w:val="3A3A3A" w:themeColor="background2" w:themeShade="40"/>
                 <w:sz w:val="20"/>
                 <w:szCs w:val="20"/>
               </w:rPr>
@@ -745,7 +809,7 @@
               <w:rPr>
                 <w:b/>
                 <w:bCs/>
-                <w:color w:val="484650"/>
+                <w:color w:val="3A3A3A" w:themeColor="background2" w:themeShade="40"/>
                 <w:sz w:val="20"/>
                 <w:szCs w:val="20"/>
               </w:rPr>
@@ -755,7 +819,7 @@
               <w:rPr>
                 <w:b/>
                 <w:bCs/>
-                <w:color w:val="484650"/>
+                <w:color w:val="3A3A3A" w:themeColor="background2" w:themeShade="40"/>
                 <w:sz w:val="20"/>
                 <w:szCs w:val="20"/>
               </w:rPr>
@@ -765,7 +829,7 @@
               <w:rPr>
                 <w:b/>
                 <w:bCs/>
-                <w:color w:val="484650"/>
+                <w:color w:val="3A3A3A" w:themeColor="background2" w:themeShade="40"/>
                 <w:sz w:val="20"/>
                 <w:szCs w:val="20"/>
               </w:rPr>
@@ -775,7 +839,7 @@
               <w:rPr>
                 <w:b/>
                 <w:bCs/>
-                <w:color w:val="484650"/>
+                <w:color w:val="3A3A3A" w:themeColor="background2" w:themeShade="40"/>
                 <w:sz w:val="20"/>
                 <w:szCs w:val="20"/>
               </w:rPr>
@@ -785,7 +849,7 @@
               <w:rPr>
                 <w:b/>
                 <w:bCs/>
-                <w:color w:val="484650"/>
+                <w:color w:val="3A3A3A" w:themeColor="background2" w:themeShade="40"/>
                 <w:sz w:val="20"/>
                 <w:szCs w:val="20"/>
               </w:rPr>
@@ -798,7 +862,7 @@
               <w:rPr>
                 <w:b/>
                 <w:bCs/>
-                <w:color w:val="484650"/>
+                <w:color w:val="3A3A3A" w:themeColor="background2" w:themeShade="40"/>
                 <w:sz w:val="20"/>
                 <w:szCs w:val="20"/>
               </w:rPr>
@@ -810,7 +874,7 @@
               <w:rPr>
                 <w:i/>
                 <w:iCs/>
-                <w:color w:val="484650"/>
+                <w:color w:val="3A3A3A" w:themeColor="background2" w:themeShade="40"/>
                 <w:sz w:val="20"/>
                 <w:szCs w:val="20"/>
               </w:rPr>
@@ -819,17 +883,29 @@
               <w:rPr>
                 <w:i/>
                 <w:iCs/>
-                <w:color w:val="484650"/>
+                <w:color w:val="3A3A3A" w:themeColor="background2" w:themeShade="40"/>
                 <w:sz w:val="20"/>
                 <w:szCs w:val="20"/>
               </w:rPr>
               <w:t>Economists from the OECD, IMF, World Bank, and CAF share what LinkedIn's global data is revealing about how AI is reshaping skills, hiring, and labor markets — moderated by LinkedIn</w:t>
             </w:r>
+          </w:p>
+          <w:p>
+            <w:pPr>
+              <w:spacing w:after="0"/>
+              <w:rPr>
+                <w:i/>
+                <w:iCs/>
+                <w:color w:val="3A3A3A" w:themeColor="background2" w:themeShade="40"/>
+                <w:sz w:val="20"/>
+                <w:szCs w:val="20"/>
+              </w:rPr>
+            </w:pPr>
           </w:p>
         </w:tc>
         <w:tc>
           <w:tcPr>
-            <w:tcW w:w="4653" w:type="dxa"/>
+            <w:tcW w:w="5064" w:type="dxa"/>
             <w:tcBorders>
               <w:top w:val="single" w:sz="8" w:space="0" w:color="E6E6E6"/>
               <w:left w:val="nil"/>
@@ -841,13 +917,16 @@
           <w:p>
             <w:pPr>
               <w:spacing w:after="0"/>
-            </w:pPr>
-            <w:r>
-              <w:rPr>
-                <w:rFonts w:ascii="Aptos" w:eastAsia="Aptos" w:hAnsi="Aptos" w:cs="Aptos"/>
-                <w:b/>
-                <w:bCs/>
-                <w:color w:val="484650"/>
+              <w:rPr>
+                <w:color w:val="3A3A3A" w:themeColor="background2" w:themeShade="40"/>
+              </w:rPr>
+            </w:pPr>
+            <w:r>
+              <w:rPr>
+                <w:rFonts w:ascii="Aptos" w:eastAsia="Aptos" w:hAnsi="Aptos" w:cs="Aptos"/>
+                <w:b/>
+                <w:bCs/>
+                <w:color w:val="3A3A3A" w:themeColor="background2" w:themeShade="40"/>
                 <w:sz w:val="20"/>
                 <w:szCs w:val="20"/>
               </w:rPr>
@@ -856,7 +935,7 @@
             <w:r>
               <w:rPr>
                 <w:rFonts w:ascii="Aptos" w:eastAsia="Aptos" w:hAnsi="Aptos" w:cs="Aptos"/>
-                <w:color w:val="484650"/>
+                <w:color w:val="3A3A3A" w:themeColor="background2" w:themeShade="40"/>
                 <w:sz w:val="20"/>
                 <w:szCs w:val="20"/>
               </w:rPr>
@@ -867,7 +946,7 @@
                 <w:rFonts w:ascii="Aptos" w:eastAsia="Aptos" w:hAnsi="Aptos" w:cs="Aptos"/>
                 <w:b/>
                 <w:bCs/>
-                <w:color w:val="484650"/>
+                <w:color w:val="3A3A3A" w:themeColor="background2" w:themeShade="40"/>
                 <w:sz w:val="20"/>
                 <w:szCs w:val="20"/>
               </w:rPr>
@@ -876,7 +955,7 @@
             <w:r>
               <w:rPr>
                 <w:rFonts w:ascii="Aptos" w:eastAsia="Aptos" w:hAnsi="Aptos" w:cs="Aptos"/>
-                <w:color w:val="484650"/>
+                <w:color w:val="3A3A3A" w:themeColor="background2" w:themeShade="40"/>
                 <w:sz w:val="20"/>
                 <w:szCs w:val="20"/>
               </w:rPr>
@@ -886,58 +965,25 @@
           <w:p>
             <w:pPr>
               <w:spacing w:after="0"/>
-            </w:pPr>
-            <w:r>
-              <w:rPr>
-                <w:rFonts w:ascii="Aptos" w:eastAsia="Aptos" w:hAnsi="Aptos" w:cs="Aptos"/>
-                <w:color w:val="484650"/>
-                <w:sz w:val="20"/>
-                <w:szCs w:val="20"/>
-              </w:rPr>
-              <w:t>---</w:t>
-            </w:r>
-            <w:r>
-              <w:rPr>
-                <w:rFonts w:ascii="Aptos" w:eastAsia="Aptos" w:hAnsi="Aptos" w:cs="Aptos"/>
-                <w:color w:val="484650"/>
-                <w:sz w:val="20"/>
-                <w:szCs w:val="20"/>
-              </w:rPr>
-              <w:t xml:space="preserve"> </w:t>
-            </w:r>
-          </w:p>
-          <w:p>
-            <w:pPr>
-              <w:spacing w:after="0"/>
-            </w:pPr>
-            <w:r>
-              <w:rPr>
-                <w:rFonts w:ascii="Aptos" w:eastAsia="Aptos" w:hAnsi="Aptos" w:cs="Aptos"/>
-                <w:b/>
-                <w:bCs/>
-                <w:color w:val="484650"/>
-                <w:sz w:val="20"/>
-                <w:szCs w:val="20"/>
-              </w:rPr>
-              <w:t xml:space="preserve">El Iza </w:t>
-            </w:r>
-            <w:proofErr w:type="spellStart"/>
-            <w:r>
-              <w:rPr>
-                <w:rFonts w:ascii="Aptos" w:eastAsia="Aptos" w:hAnsi="Aptos" w:cs="Aptos"/>
-                <w:b/>
-                <w:bCs/>
-                <w:color w:val="484650"/>
-                <w:sz w:val="20"/>
-                <w:szCs w:val="20"/>
-              </w:rPr>
-              <w:t>Mohamedou</w:t>
-            </w:r>
-            <w:proofErr w:type="spellEnd"/>
-            <w:r>
-              <w:rPr>
-                <w:rFonts w:ascii="Aptos" w:eastAsia="Aptos" w:hAnsi="Aptos" w:cs="Aptos"/>
-                <w:color w:val="484650"/>
+              <w:rPr>
+                <w:color w:val="3A3A3A" w:themeColor="background2" w:themeShade="40"/>
+              </w:rPr>
+            </w:pPr>
+            <w:r>
+              <w:rPr>
+                <w:rFonts w:ascii="Aptos" w:eastAsia="Aptos" w:hAnsi="Aptos" w:cs="Aptos"/>
+                <w:b/>
+                <w:bCs/>
+                <w:color w:val="3A3A3A" w:themeColor="background2" w:themeShade="40"/>
+                <w:sz w:val="20"/>
+                <w:szCs w:val="20"/>
+              </w:rPr>
+              <w:t>El Iza Mohamedou</w:t>
+            </w:r>
+            <w:r>
+              <w:rPr>
+                <w:rFonts w:ascii="Aptos" w:eastAsia="Aptos" w:hAnsi="Aptos" w:cs="Aptos"/>
+                <w:color w:val="3A3A3A" w:themeColor="background2" w:themeShade="40"/>
                 <w:sz w:val="20"/>
                 <w:szCs w:val="20"/>
               </w:rPr>
@@ -951,17 +997,17 @@
                 <w:rFonts w:ascii="Aptos" w:eastAsia="Aptos" w:hAnsi="Aptos" w:cs="Aptos"/>
                 <w:b/>
                 <w:bCs/>
-                <w:color w:val="484650"/>
-                <w:sz w:val="20"/>
-                <w:szCs w:val="20"/>
-              </w:rPr>
-            </w:pPr>
-            <w:r>
-              <w:rPr>
-                <w:rFonts w:ascii="Aptos" w:eastAsia="Aptos" w:hAnsi="Aptos" w:cs="Aptos"/>
-                <w:b/>
-                <w:bCs/>
-                <w:color w:val="484650"/>
+                <w:color w:val="3A3A3A" w:themeColor="background2" w:themeShade="40"/>
+                <w:sz w:val="20"/>
+                <w:szCs w:val="20"/>
+              </w:rPr>
+            </w:pPr>
+            <w:r>
+              <w:rPr>
+                <w:rFonts w:ascii="Aptos" w:eastAsia="Aptos" w:hAnsi="Aptos" w:cs="Aptos"/>
+                <w:b/>
+                <w:bCs/>
+                <w:color w:val="3A3A3A" w:themeColor="background2" w:themeShade="40"/>
                 <w:sz w:val="20"/>
                 <w:szCs w:val="20"/>
               </w:rPr>
@@ -970,7 +1016,51 @@
             <w:r>
               <w:rPr>
                 <w:rFonts w:ascii="Aptos" w:eastAsia="Aptos" w:hAnsi="Aptos" w:cs="Aptos"/>
-                <w:color w:val="484650"/>
+                <w:color w:val="3A3A3A" w:themeColor="background2" w:themeShade="40"/>
+                <w:sz w:val="20"/>
+                <w:szCs w:val="20"/>
+              </w:rPr>
+              <w:t xml:space="preserve">, Lead Economist, World Bank Group </w:t>
+            </w:r>
+          </w:p>
+          <w:p>
+            <w:pPr>
+              <w:spacing w:after="0"/>
+              <w:rPr>
+                <w:rFonts w:ascii="Aptos" w:eastAsia="Aptos" w:hAnsi="Aptos" w:cs="Aptos"/>
+                <w:b/>
+                <w:bCs/>
+                <w:color w:val="3A3A3A" w:themeColor="background2" w:themeShade="40"/>
+                <w:sz w:val="20"/>
+                <w:szCs w:val="20"/>
+              </w:rPr>
+            </w:pPr>
+            <w:r>
+              <w:rPr>
+                <w:rFonts w:ascii="Aptos" w:eastAsia="Aptos" w:hAnsi="Aptos" w:cs="Aptos"/>
+                <w:b/>
+                <w:bCs/>
+                <w:color w:val="3A3A3A" w:themeColor="background2" w:themeShade="40"/>
+                <w:sz w:val="20"/>
+                <w:szCs w:val="20"/>
+              </w:rPr>
+              <w:t xml:space="preserve">Cheryl Li, </w:t>
+            </w:r>
+            <w:r>
+              <w:rPr>
+                <w:rFonts w:ascii="Aptos" w:eastAsia="Aptos" w:hAnsi="Aptos" w:cs="Aptos"/>
+                <w:color w:val="3A3A3A" w:themeColor="background2" w:themeShade="40"/>
+                <w:sz w:val="20"/>
+                <w:szCs w:val="20"/>
+              </w:rPr>
+              <w:t>Research Analyst</w:t>
+            </w:r>
+            <w:r>
+              <w:rPr>
+                <w:rFonts w:ascii="Aptos" w:eastAsia="Aptos" w:hAnsi="Aptos" w:cs="Aptos"/>
+                <w:b/>
+                <w:bCs/>
+                <w:color w:val="3A3A3A" w:themeColor="background2" w:themeShade="40"/>
                 <w:sz w:val="20"/>
                 <w:szCs w:val="20"/>
               </w:rPr>
@@ -979,80 +1069,7 @@
             <w:r>
               <w:rPr>
                 <w:rFonts w:ascii="Aptos" w:eastAsia="Aptos" w:hAnsi="Aptos" w:cs="Aptos"/>
-                <w:color w:val="484650"/>
-                <w:sz w:val="20"/>
-                <w:szCs w:val="20"/>
-              </w:rPr>
-              <w:t>Lead Economist</w:t>
-            </w:r>
-            <w:r>
-              <w:rPr>
-                <w:rFonts w:ascii="Aptos" w:eastAsia="Aptos" w:hAnsi="Aptos" w:cs="Aptos"/>
-                <w:color w:val="484650"/>
-                <w:sz w:val="20"/>
-                <w:szCs w:val="20"/>
-              </w:rPr>
-              <w:t xml:space="preserve">, World Bank Group </w:t>
-            </w:r>
-          </w:p>
-          <w:p>
-            <w:pPr>
-              <w:spacing w:after="0"/>
-              <w:rPr>
-                <w:rFonts w:ascii="Aptos" w:eastAsia="Aptos" w:hAnsi="Aptos" w:cs="Aptos"/>
-                <w:b/>
-                <w:bCs/>
-                <w:color w:val="484650"/>
-                <w:sz w:val="20"/>
-                <w:szCs w:val="20"/>
-              </w:rPr>
-            </w:pPr>
-            <w:r>
-              <w:rPr>
-                <w:rFonts w:ascii="Aptos" w:eastAsia="Aptos" w:hAnsi="Aptos" w:cs="Aptos"/>
-                <w:b/>
-                <w:bCs/>
-                <w:color w:val="484650"/>
-                <w:sz w:val="20"/>
-                <w:szCs w:val="20"/>
-              </w:rPr>
-              <w:t>Cheryl Li</w:t>
-            </w:r>
-            <w:r>
-              <w:rPr>
-                <w:rFonts w:ascii="Aptos" w:eastAsia="Aptos" w:hAnsi="Aptos" w:cs="Aptos"/>
-                <w:b/>
-                <w:bCs/>
-                <w:color w:val="484650"/>
-                <w:sz w:val="20"/>
-                <w:szCs w:val="20"/>
-              </w:rPr>
-              <w:t xml:space="preserve">, </w:t>
-            </w:r>
-            <w:r>
-              <w:rPr>
-                <w:rFonts w:ascii="Aptos" w:eastAsia="Aptos" w:hAnsi="Aptos" w:cs="Aptos"/>
-                <w:color w:val="484650"/>
-                <w:sz w:val="20"/>
-                <w:szCs w:val="20"/>
-              </w:rPr>
-              <w:t>Research Analyst</w:t>
-            </w:r>
-            <w:r>
-              <w:rPr>
-                <w:rFonts w:ascii="Aptos" w:eastAsia="Aptos" w:hAnsi="Aptos" w:cs="Aptos"/>
-                <w:b/>
-                <w:bCs/>
-                <w:color w:val="484650"/>
-                <w:sz w:val="20"/>
-                <w:szCs w:val="20"/>
-              </w:rPr>
-              <w:t xml:space="preserve">, </w:t>
-            </w:r>
-            <w:r>
-              <w:rPr>
-                <w:rFonts w:ascii="Aptos" w:eastAsia="Aptos" w:hAnsi="Aptos" w:cs="Aptos"/>
-                <w:color w:val="484650"/>
+                <w:color w:val="3A3A3A" w:themeColor="background2" w:themeShade="40"/>
                 <w:sz w:val="20"/>
                 <w:szCs w:val="20"/>
               </w:rPr>
@@ -1064,31 +1081,7 @@
               <w:spacing w:after="0"/>
               <w:rPr>
                 <w:rFonts w:ascii="Aptos" w:eastAsia="Aptos" w:hAnsi="Aptos" w:cs="Aptos"/>
-                <w:color w:val="484650"/>
-                <w:sz w:val="20"/>
-                <w:szCs w:val="20"/>
-                <w:highlight w:val="yellow"/>
-              </w:rPr>
-            </w:pPr>
-          </w:p>
-          <w:p>
-            <w:pPr>
-              <w:spacing w:after="0"/>
-              <w:rPr>
-                <w:rFonts w:ascii="Aptos" w:eastAsia="Aptos" w:hAnsi="Aptos" w:cs="Aptos"/>
-                <w:color w:val="484650"/>
-                <w:sz w:val="20"/>
-                <w:szCs w:val="20"/>
-                <w:highlight w:val="yellow"/>
-              </w:rPr>
-            </w:pPr>
-          </w:p>
-          <w:p>
-            <w:pPr>
-              <w:spacing w:after="0"/>
-              <w:rPr>
-                <w:rFonts w:ascii="Aptos" w:eastAsia="Aptos" w:hAnsi="Aptos" w:cs="Aptos"/>
-                <w:color w:val="484650"/>
+                <w:color w:val="3A3A3A" w:themeColor="background2" w:themeShade="40"/>
                 <w:sz w:val="20"/>
                 <w:szCs w:val="20"/>
                 <w:highlight w:val="yellow"/>
@@ -1117,15 +1110,15 @@
               <w:spacing w:after="0"/>
               <w:rPr>
                 <w:rFonts w:ascii="Aptos" w:eastAsia="Aptos" w:hAnsi="Aptos" w:cs="Aptos"/>
-                <w:color w:val="484650"/>
-                <w:sz w:val="20"/>
-                <w:szCs w:val="20"/>
-              </w:rPr>
-            </w:pPr>
-            <w:r>
-              <w:rPr>
-                <w:rFonts w:ascii="Aptos" w:eastAsia="Aptos" w:hAnsi="Aptos" w:cs="Aptos"/>
-                <w:color w:val="484650"/>
+                <w:color w:val="3A3A3A" w:themeColor="background2" w:themeShade="40"/>
+                <w:sz w:val="20"/>
+                <w:szCs w:val="20"/>
+              </w:rPr>
+            </w:pPr>
+            <w:r>
+              <w:rPr>
+                <w:rFonts w:ascii="Aptos" w:eastAsia="Aptos" w:hAnsi="Aptos" w:cs="Aptos"/>
+                <w:color w:val="3A3A3A" w:themeColor="background2" w:themeShade="40"/>
                 <w:sz w:val="20"/>
                 <w:szCs w:val="20"/>
               </w:rPr>
@@ -1135,7 +1128,7 @@
         </w:tc>
         <w:tc>
           <w:tcPr>
-            <w:tcW w:w="2903" w:type="dxa"/>
+            <w:tcW w:w="3510" w:type="dxa"/>
             <w:tcBorders>
               <w:top w:val="single" w:sz="8" w:space="0" w:color="E6E6E6"/>
               <w:left w:val="nil"/>
@@ -1147,13 +1140,16 @@
           <w:p>
             <w:pPr>
               <w:spacing w:after="0"/>
-            </w:pPr>
-            <w:r>
-              <w:rPr>
-                <w:rFonts w:ascii="Aptos" w:eastAsia="Aptos" w:hAnsi="Aptos" w:cs="Aptos"/>
-                <w:b/>
-                <w:bCs/>
-                <w:color w:val="484650"/>
+              <w:rPr>
+                <w:color w:val="3A3A3A" w:themeColor="background2" w:themeShade="40"/>
+              </w:rPr>
+            </w:pPr>
+            <w:r>
+              <w:rPr>
+                <w:rFonts w:ascii="Aptos" w:eastAsia="Aptos" w:hAnsi="Aptos" w:cs="Aptos"/>
+                <w:b/>
+                <w:bCs/>
+                <w:color w:val="3A3A3A" w:themeColor="background2" w:themeShade="40"/>
                 <w:sz w:val="20"/>
                 <w:szCs w:val="20"/>
               </w:rPr>
@@ -1167,7 +1163,7 @@
                 <w:rFonts w:ascii="Aptos" w:eastAsia="Aptos" w:hAnsi="Aptos" w:cs="Aptos"/>
                 <w:b/>
                 <w:bCs/>
-                <w:color w:val="484650"/>
+                <w:color w:val="3A3A3A" w:themeColor="background2" w:themeShade="40"/>
                 <w:sz w:val="20"/>
                 <w:szCs w:val="20"/>
               </w:rPr>
@@ -1180,7 +1176,7 @@
                 <w:rFonts w:ascii="Aptos" w:eastAsia="Aptos" w:hAnsi="Aptos" w:cs="Aptos"/>
                 <w:i/>
                 <w:iCs/>
-                <w:color w:val="484650"/>
+                <w:color w:val="3A3A3A" w:themeColor="background2" w:themeShade="40"/>
                 <w:sz w:val="20"/>
                 <w:szCs w:val="20"/>
               </w:rPr>
@@ -1190,7 +1186,7 @@
                 <w:rFonts w:ascii="Aptos" w:eastAsia="Aptos" w:hAnsi="Aptos" w:cs="Aptos"/>
                 <w:i/>
                 <w:iCs/>
-                <w:color w:val="484650"/>
+                <w:color w:val="3A3A3A" w:themeColor="background2" w:themeShade="40"/>
                 <w:sz w:val="20"/>
                 <w:szCs w:val="20"/>
               </w:rPr>
@@ -1204,15 +1200,15 @@
                 <w:rFonts w:ascii="Aptos" w:eastAsia="Aptos" w:hAnsi="Aptos" w:cs="Aptos"/>
                 <w:i/>
                 <w:iCs/>
-                <w:color w:val="484650"/>
-                <w:sz w:val="20"/>
-                <w:szCs w:val="20"/>
-              </w:rPr>
-            </w:pPr>
-            <w:r>
-              <w:rPr>
-                <w:rFonts w:ascii="Aptos" w:eastAsia="Aptos" w:hAnsi="Aptos" w:cs="Aptos"/>
-                <w:color w:val="484650"/>
+                <w:color w:val="3A3A3A" w:themeColor="background2" w:themeShade="40"/>
+                <w:sz w:val="20"/>
+                <w:szCs w:val="20"/>
+              </w:rPr>
+            </w:pPr>
+            <w:r>
+              <w:rPr>
+                <w:rFonts w:ascii="Aptos" w:eastAsia="Aptos" w:hAnsi="Aptos" w:cs="Aptos"/>
+                <w:color w:val="3A3A3A" w:themeColor="background2" w:themeShade="40"/>
                 <w:sz w:val="20"/>
                 <w:szCs w:val="20"/>
               </w:rPr>
@@ -1222,7 +1218,7 @@
         </w:tc>
         <w:tc>
           <w:tcPr>
-            <w:tcW w:w="4653" w:type="dxa"/>
+            <w:tcW w:w="5064" w:type="dxa"/>
             <w:tcBorders>
               <w:top w:val="single" w:sz="8" w:space="0" w:color="E6E6E6"/>
               <w:left w:val="nil"/>
@@ -1235,72 +1231,89 @@
             <w:pPr>
               <w:spacing w:after="0"/>
               <w:rPr>
-                <w:rFonts w:ascii="Aptos" w:eastAsia="Aptos" w:hAnsi="Aptos" w:cs="Aptos"/>
-                <w:color w:val="484650"/>
-                <w:sz w:val="20"/>
-                <w:szCs w:val="20"/>
-              </w:rPr>
-            </w:pPr>
-            <w:r>
-              <w:rPr>
-                <w:rFonts w:ascii="Aptos" w:eastAsia="Aptos" w:hAnsi="Aptos" w:cs="Aptos"/>
-                <w:color w:val="484650"/>
-                <w:sz w:val="20"/>
-                <w:szCs w:val="20"/>
-              </w:rPr>
-              <w:t>Katherine Macdonald</w:t>
-            </w:r>
-            <w:r>
-              <w:rPr>
-                <w:rFonts w:ascii="Aptos" w:eastAsia="Aptos" w:hAnsi="Aptos" w:cs="Aptos"/>
-                <w:color w:val="484650"/>
-                <w:sz w:val="20"/>
-                <w:szCs w:val="20"/>
-              </w:rPr>
-              <w:t xml:space="preserve">, </w:t>
-            </w:r>
-            <w:r>
-              <w:rPr>
-                <w:rFonts w:ascii="Aptos" w:eastAsia="Aptos" w:hAnsi="Aptos" w:cs="Aptos"/>
-                <w:color w:val="484650"/>
-                <w:sz w:val="20"/>
-                <w:szCs w:val="20"/>
-              </w:rPr>
-              <w:t xml:space="preserve">Senior Director, </w:t>
-            </w:r>
-            <w:proofErr w:type="spellStart"/>
-            <w:r>
-              <w:rPr>
-                <w:rFonts w:ascii="Aptos" w:eastAsia="Aptos" w:hAnsi="Aptos" w:cs="Aptos"/>
-                <w:color w:val="484650"/>
-                <w:sz w:val="20"/>
-                <w:szCs w:val="20"/>
-              </w:rPr>
-              <w:t>Ookla</w:t>
-            </w:r>
-            <w:proofErr w:type="spellEnd"/>
-            <w:r>
-              <w:rPr>
-                <w:rFonts w:ascii="Aptos" w:eastAsia="Aptos" w:hAnsi="Aptos" w:cs="Aptos"/>
-                <w:color w:val="484650"/>
-                <w:sz w:val="20"/>
-                <w:szCs w:val="20"/>
-              </w:rPr>
-              <w:t xml:space="preserve"> for Good &amp; Strategic Initiatives</w:t>
-            </w:r>
-            <w:r>
-              <w:rPr>
-                <w:rFonts w:ascii="Aptos" w:eastAsia="Aptos" w:hAnsi="Aptos" w:cs="Aptos"/>
-                <w:color w:val="484650"/>
-                <w:sz w:val="20"/>
-                <w:szCs w:val="20"/>
-              </w:rPr>
-              <w:t xml:space="preserve">, </w:t>
-            </w:r>
-            <w:r>
-              <w:rPr>
-                <w:rFonts w:ascii="Aptos" w:eastAsia="Aptos" w:hAnsi="Aptos" w:cs="Aptos"/>
-                <w:color w:val="484650"/>
+                <w:rFonts w:ascii="Calibri" w:hAnsi="Calibri" w:cs="Calibri"/>
+                <w:color w:val="3A3A3A" w:themeColor="background2" w:themeShade="40"/>
+                <w:sz w:val="22"/>
+                <w:szCs w:val="22"/>
+                <w:shd w:val="clear" w:color="auto" w:fill="FFFFFF"/>
+              </w:rPr>
+            </w:pPr>
+            <w:r>
+              <w:rPr>
+                <w:rFonts w:ascii="Calibri" w:hAnsi="Calibri" w:cs="Calibri"/>
+                <w:b/>
+                <w:bCs/>
+                <w:color w:val="3A3A3A" w:themeColor="background2" w:themeShade="40"/>
+                <w:sz w:val="22"/>
+                <w:szCs w:val="22"/>
+                <w:shd w:val="clear" w:color="auto" w:fill="FFFFFF"/>
+              </w:rPr>
+              <w:t xml:space="preserve">Viviana Canon, </w:t>
+            </w:r>
+            <w:r>
+              <w:rPr>
+                <w:rFonts w:ascii="Calibri" w:hAnsi="Calibri" w:cs="Calibri"/>
+                <w:color w:val="3A3A3A" w:themeColor="background2" w:themeShade="40"/>
+                <w:sz w:val="22"/>
+                <w:szCs w:val="22"/>
+                <w:shd w:val="clear" w:color="auto" w:fill="FFFFFF"/>
+              </w:rPr>
+              <w:t>Program Coordinator, UNICEF</w:t>
+            </w:r>
+          </w:p>
+          <w:p>
+            <w:pPr>
+              <w:spacing w:after="0"/>
+              <w:rPr>
+                <w:rFonts w:ascii="Aptos" w:eastAsia="Aptos" w:hAnsi="Aptos" w:cs="Aptos"/>
+                <w:b/>
+                <w:bCs/>
+                <w:color w:val="3A3A3A" w:themeColor="background2" w:themeShade="40"/>
+                <w:sz w:val="20"/>
+                <w:szCs w:val="20"/>
+              </w:rPr>
+            </w:pPr>
+          </w:p>
+          <w:p>
+            <w:pPr>
+              <w:pStyle w:val="ListParagraph"/>
+              <w:numPr>
+                <w:ilvl w:val="0"/>
+                <w:numId w:val="5"/>
+              </w:numPr>
+              <w:spacing w:after="0"/>
+              <w:ind w:left="503" w:hanging="270"/>
+              <w:rPr>
+                <w:rFonts w:ascii="Aptos" w:eastAsia="Aptos" w:hAnsi="Aptos" w:cs="Aptos"/>
+                <w:color w:val="3A3A3A" w:themeColor="background2" w:themeShade="40"/>
+                <w:sz w:val="20"/>
+                <w:szCs w:val="20"/>
+              </w:rPr>
+            </w:pPr>
+            <w:r>
+              <w:rPr>
+                <w:rFonts w:ascii="Aptos" w:eastAsia="Aptos" w:hAnsi="Aptos" w:cs="Aptos"/>
+                <w:b/>
+                <w:bCs/>
+                <w:color w:val="3A3A3A" w:themeColor="background2" w:themeShade="40"/>
+                <w:sz w:val="20"/>
+                <w:szCs w:val="20"/>
+              </w:rPr>
+              <w:t>Katherine Macdonald,</w:t>
+            </w:r>
+            <w:r>
+              <w:rPr>
+                <w:rFonts w:ascii="Aptos" w:eastAsia="Aptos" w:hAnsi="Aptos" w:cs="Aptos"/>
+                <w:color w:val="3A3A3A" w:themeColor="background2" w:themeShade="40"/>
+                <w:sz w:val="20"/>
+                <w:szCs w:val="20"/>
+              </w:rPr>
+              <w:t xml:space="preserve"> Senior Director, Ookla for Good &amp; Strategic Initiatives, </w:t>
+            </w:r>
+            <w:r>
+              <w:rPr>
+                <w:rFonts w:ascii="Aptos" w:eastAsia="Aptos" w:hAnsi="Aptos" w:cs="Aptos"/>
+                <w:color w:val="3A3A3A" w:themeColor="background2" w:themeShade="40"/>
                 <w:sz w:val="20"/>
                 <w:szCs w:val="20"/>
                 <w:lang w:val="es-419"/>
@@ -1311,34 +1324,41 @@
           <w:p>
             <w:pPr>
               <w:spacing w:after="0"/>
-              <w:rPr>
-                <w:rFonts w:ascii="Aptos" w:eastAsia="Aptos" w:hAnsi="Aptos" w:cs="Aptos"/>
-                <w:b/>
-                <w:bCs/>
-                <w:color w:val="484650"/>
-                <w:sz w:val="20"/>
-                <w:szCs w:val="20"/>
-              </w:rPr>
-            </w:pPr>
-          </w:p>
-          <w:p>
-            <w:pPr>
-              <w:spacing w:after="0"/>
-              <w:rPr>
-                <w:rFonts w:ascii="Aptos" w:eastAsia="Aptos" w:hAnsi="Aptos" w:cs="Aptos"/>
-                <w:b/>
-                <w:bCs/>
-                <w:color w:val="484650"/>
-                <w:sz w:val="20"/>
-                <w:szCs w:val="20"/>
-              </w:rPr>
-            </w:pPr>
-            <w:r>
-              <w:rPr>
-                <w:rFonts w:ascii="Aptos" w:eastAsia="Aptos" w:hAnsi="Aptos" w:cs="Aptos"/>
-                <w:b/>
-                <w:bCs/>
-                <w:color w:val="484650"/>
+              <w:ind w:left="503" w:hanging="270"/>
+              <w:rPr>
+                <w:rFonts w:ascii="Aptos" w:eastAsia="Aptos" w:hAnsi="Aptos" w:cs="Aptos"/>
+                <w:b/>
+                <w:bCs/>
+                <w:color w:val="3A3A3A" w:themeColor="background2" w:themeShade="40"/>
+                <w:sz w:val="20"/>
+                <w:szCs w:val="20"/>
+              </w:rPr>
+            </w:pPr>
+          </w:p>
+          <w:p>
+            <w:pPr>
+              <w:pStyle w:val="ListParagraph"/>
+              <w:numPr>
+                <w:ilvl w:val="0"/>
+                <w:numId w:val="5"/>
+              </w:numPr>
+              <w:spacing w:after="0"/>
+              <w:ind w:left="503" w:hanging="270"/>
+              <w:rPr>
+                <w:rFonts w:ascii="Aptos" w:eastAsia="Aptos" w:hAnsi="Aptos" w:cs="Aptos"/>
+                <w:b/>
+                <w:bCs/>
+                <w:color w:val="3A3A3A" w:themeColor="background2" w:themeShade="40"/>
+                <w:sz w:val="20"/>
+                <w:szCs w:val="20"/>
+              </w:rPr>
+            </w:pPr>
+            <w:r>
+              <w:rPr>
+                <w:rFonts w:ascii="Aptos" w:eastAsia="Aptos" w:hAnsi="Aptos" w:cs="Aptos"/>
+                <w:b/>
+                <w:bCs/>
+                <w:color w:val="3A3A3A" w:themeColor="background2" w:themeShade="40"/>
                 <w:sz w:val="20"/>
                 <w:szCs w:val="20"/>
               </w:rPr>
@@ -1347,12 +1367,24 @@
           </w:p>
           <w:p>
             <w:pPr>
-              <w:spacing w:after="0"/>
-            </w:pPr>
-            <w:r>
-              <w:rPr>
-                <w:rFonts w:ascii="Aptos" w:eastAsia="Aptos" w:hAnsi="Aptos" w:cs="Aptos"/>
-                <w:color w:val="484650"/>
+              <w:pStyle w:val="ListParagraph"/>
+              <w:spacing w:after="0"/>
+              <w:ind w:left="503"/>
+              <w:rPr>
+                <w:rFonts w:ascii="Aptos" w:eastAsia="Aptos" w:hAnsi="Aptos" w:cs="Aptos"/>
+                <w:b/>
+                <w:bCs/>
+                <w:color w:val="3A3A3A" w:themeColor="background2" w:themeShade="40"/>
+                <w:sz w:val="20"/>
+                <w:szCs w:val="20"/>
+              </w:rPr>
+            </w:pPr>
+            <w:r>
+              <w:rPr>
+                <w:rFonts w:ascii="Aptos" w:eastAsia="Aptos" w:hAnsi="Aptos" w:cs="Aptos"/>
+                <w:b/>
+                <w:bCs/>
+                <w:color w:val="3A3A3A" w:themeColor="background2" w:themeShade="40"/>
                 <w:sz w:val="20"/>
                 <w:szCs w:val="20"/>
                 <w:lang w:val="es-419"/>
@@ -1362,112 +1394,99 @@
             <w:r>
               <w:rPr>
                 <w:rFonts w:ascii="Aptos" w:eastAsia="Aptos" w:hAnsi="Aptos" w:cs="Aptos"/>
-                <w:color w:val="484650"/>
+                <w:color w:val="3A3A3A" w:themeColor="background2" w:themeShade="40"/>
                 <w:sz w:val="20"/>
                 <w:szCs w:val="20"/>
                 <w:lang w:val="es-419"/>
               </w:rPr>
-              <w:t xml:space="preserve"> Telecomunication Sector Specialist,</w:t>
-            </w:r>
-            <w:r>
-              <w:rPr>
-                <w:rFonts w:ascii="Aptos" w:eastAsia="Aptos" w:hAnsi="Aptos" w:cs="Aptos"/>
-                <w:color w:val="484650"/>
+              <w:t xml:space="preserve"> Telecomunication Sector Specialist, Inter-American Development Bank </w:t>
+            </w:r>
+          </w:p>
+          <w:p>
+            <w:pPr>
+              <w:spacing w:after="0"/>
+              <w:ind w:left="503" w:hanging="270"/>
+              <w:rPr>
+                <w:rFonts w:ascii="Aptos" w:eastAsia="Aptos" w:hAnsi="Aptos" w:cs="Aptos"/>
+                <w:color w:val="3A3A3A" w:themeColor="background2" w:themeShade="40"/>
                 <w:sz w:val="20"/>
                 <w:szCs w:val="20"/>
                 <w:lang w:val="es-419"/>
               </w:rPr>
-              <w:t xml:space="preserve"> Inter-American Development Bank </w:t>
-            </w:r>
-          </w:p>
-          <w:p>
-            <w:pPr>
-              <w:spacing w:after="0"/>
-              <w:rPr>
-                <w:rFonts w:ascii="Aptos" w:eastAsia="Aptos" w:hAnsi="Aptos" w:cs="Aptos"/>
-                <w:color w:val="484650"/>
-                <w:sz w:val="20"/>
-                <w:szCs w:val="20"/>
-                <w:lang w:val="es-419"/>
-              </w:rPr>
-            </w:pPr>
-          </w:p>
-          <w:p>
-            <w:pPr>
-              <w:spacing w:after="0"/>
-              <w:rPr>
-                <w:rFonts w:ascii="Aptos" w:eastAsia="Aptos" w:hAnsi="Aptos" w:cs="Aptos"/>
-                <w:color w:val="484650"/>
-                <w:sz w:val="20"/>
-                <w:szCs w:val="20"/>
-              </w:rPr>
-            </w:pPr>
-            <w:r>
-              <w:rPr>
-                <w:rFonts w:ascii="Aptos" w:eastAsia="Aptos" w:hAnsi="Aptos" w:cs="Aptos"/>
-                <w:b/>
-                <w:bCs/>
-                <w:color w:val="484650"/>
-                <w:sz w:val="20"/>
-                <w:szCs w:val="20"/>
-              </w:rPr>
-              <w:t xml:space="preserve">Mapping Access Gaps to Guide Digital Infrastructure Investments in East Africa </w:t>
-            </w:r>
-            <w:r>
-              <w:rPr>
-                <w:rFonts w:ascii="Aptos" w:eastAsia="Aptos" w:hAnsi="Aptos" w:cs="Aptos"/>
-                <w:color w:val="484650"/>
+            </w:pPr>
+          </w:p>
+          <w:p>
+            <w:pPr>
+              <w:pStyle w:val="ListParagraph"/>
+              <w:numPr>
+                <w:ilvl w:val="0"/>
+                <w:numId w:val="5"/>
+              </w:numPr>
+              <w:spacing w:after="0"/>
+              <w:ind w:left="503" w:hanging="270"/>
+              <w:rPr>
+                <w:rFonts w:ascii="Aptos" w:eastAsia="Aptos" w:hAnsi="Aptos" w:cs="Aptos"/>
+                <w:b/>
+                <w:bCs/>
+                <w:color w:val="3A3A3A" w:themeColor="background2" w:themeShade="40"/>
+                <w:sz w:val="20"/>
+                <w:szCs w:val="20"/>
+              </w:rPr>
+            </w:pPr>
+            <w:r>
+              <w:rPr>
+                <w:rFonts w:ascii="Aptos" w:eastAsia="Aptos" w:hAnsi="Aptos" w:cs="Aptos"/>
+                <w:b/>
+                <w:bCs/>
+                <w:color w:val="3A3A3A" w:themeColor="background2" w:themeShade="40"/>
+                <w:sz w:val="20"/>
+                <w:szCs w:val="20"/>
+              </w:rPr>
+              <w:t>Digital Connectivity Mapping for East Africa: Identifying Access Gaps to Guide Digital Infrastructure Investments</w:t>
+            </w:r>
+          </w:p>
+          <w:p>
+            <w:pPr>
+              <w:pStyle w:val="ListParagraph"/>
+              <w:spacing w:after="0"/>
+              <w:ind w:left="503"/>
+              <w:rPr>
+                <w:rFonts w:ascii="Aptos" w:eastAsia="Aptos" w:hAnsi="Aptos" w:cs="Aptos"/>
+                <w:b/>
+                <w:bCs/>
+                <w:color w:val="3A3A3A" w:themeColor="background2" w:themeShade="40"/>
+                <w:sz w:val="20"/>
+                <w:szCs w:val="20"/>
+              </w:rPr>
+            </w:pPr>
+            <w:r>
+              <w:rPr>
+                <w:rFonts w:ascii="Aptos" w:eastAsia="Aptos" w:hAnsi="Aptos" w:cs="Aptos"/>
+                <w:b/>
+                <w:bCs/>
+                <w:color w:val="3A3A3A" w:themeColor="background2" w:themeShade="40"/>
                 <w:sz w:val="20"/>
                 <w:szCs w:val="20"/>
               </w:rPr>
               <w:lastRenderedPageBreak/>
-              <w:t xml:space="preserve">Mohamed Ali Hadj </w:t>
-            </w:r>
-            <w:proofErr w:type="spellStart"/>
-            <w:r>
-              <w:rPr>
-                <w:rFonts w:ascii="Aptos" w:eastAsia="Aptos" w:hAnsi="Aptos" w:cs="Aptos"/>
-                <w:color w:val="484650"/>
-                <w:sz w:val="20"/>
-                <w:szCs w:val="20"/>
-              </w:rPr>
-              <w:t>Taieb</w:t>
-            </w:r>
-            <w:proofErr w:type="spellEnd"/>
-            <w:r>
-              <w:rPr>
-                <w:rFonts w:ascii="Aptos" w:eastAsia="Aptos" w:hAnsi="Aptos" w:cs="Aptos"/>
-                <w:color w:val="484650"/>
-                <w:sz w:val="20"/>
-                <w:szCs w:val="20"/>
-              </w:rPr>
-              <w:t xml:space="preserve">, </w:t>
-            </w:r>
-            <w:r>
-              <w:rPr>
-                <w:rFonts w:ascii="Aptos" w:eastAsia="Aptos" w:hAnsi="Aptos" w:cs="Aptos"/>
-                <w:color w:val="484650"/>
-                <w:sz w:val="20"/>
-                <w:szCs w:val="20"/>
-              </w:rPr>
-              <w:t xml:space="preserve">Senior Data Scientist, </w:t>
-            </w:r>
-            <w:r>
-              <w:rPr>
-                <w:rFonts w:ascii="Aptos" w:eastAsia="Aptos" w:hAnsi="Aptos" w:cs="Aptos"/>
-                <w:color w:val="484650"/>
-                <w:sz w:val="20"/>
-                <w:szCs w:val="20"/>
-              </w:rPr>
-              <w:t xml:space="preserve">African Development Bank  </w:t>
-            </w:r>
-          </w:p>
-          <w:p>
-            <w:pPr>
-              <w:spacing w:after="0"/>
-              <w:rPr>
-                <w:rFonts w:ascii="Aptos" w:eastAsia="Aptos" w:hAnsi="Aptos" w:cs="Aptos"/>
-                <w:color w:val="484650"/>
+              <w:t>Mohamed Ali Hadj Taieb,</w:t>
+            </w:r>
+            <w:r>
+              <w:rPr>
+                <w:rFonts w:ascii="Aptos" w:eastAsia="Aptos" w:hAnsi="Aptos" w:cs="Aptos"/>
+                <w:color w:val="3A3A3A" w:themeColor="background2" w:themeShade="40"/>
+                <w:sz w:val="20"/>
+                <w:szCs w:val="20"/>
+              </w:rPr>
+              <w:t xml:space="preserve"> Senior Data Scientist, African Development Bank  </w:t>
+            </w:r>
+          </w:p>
+          <w:p>
+            <w:pPr>
+              <w:spacing w:after="0"/>
+              <w:rPr>
+                <w:rFonts w:ascii="Aptos" w:eastAsia="Aptos" w:hAnsi="Aptos" w:cs="Aptos"/>
+                <w:color w:val="3A3A3A" w:themeColor="background2" w:themeShade="40"/>
                 <w:sz w:val="20"/>
                 <w:szCs w:val="20"/>
               </w:rPr>
@@ -1493,11 +1512,14 @@
           <w:p>
             <w:pPr>
               <w:spacing w:after="0"/>
-            </w:pPr>
-            <w:r>
-              <w:rPr>
-                <w:rFonts w:ascii="Aptos" w:eastAsia="Aptos" w:hAnsi="Aptos" w:cs="Aptos"/>
-                <w:color w:val="484650"/>
+              <w:rPr>
+                <w:color w:val="3A3A3A" w:themeColor="background2" w:themeShade="40"/>
+              </w:rPr>
+            </w:pPr>
+            <w:r>
+              <w:rPr>
+                <w:rFonts w:ascii="Aptos" w:eastAsia="Aptos" w:hAnsi="Aptos" w:cs="Aptos"/>
+                <w:color w:val="3A3A3A" w:themeColor="background2" w:themeShade="40"/>
                 <w:sz w:val="20"/>
                 <w:szCs w:val="20"/>
               </w:rPr>
@@ -1508,7 +1530,7 @@
         </w:tc>
         <w:tc>
           <w:tcPr>
-            <w:tcW w:w="2903" w:type="dxa"/>
+            <w:tcW w:w="3510" w:type="dxa"/>
             <w:tcBorders>
               <w:top w:val="single" w:sz="8" w:space="0" w:color="E6E6E6"/>
               <w:left w:val="nil"/>
@@ -1524,7 +1546,7 @@
                 <w:rFonts w:ascii="Aptos" w:eastAsia="Aptos" w:hAnsi="Aptos" w:cs="Aptos"/>
                 <w:i/>
                 <w:iCs/>
-                <w:color w:val="484650"/>
+                <w:color w:val="3A3A3A" w:themeColor="background2" w:themeShade="40"/>
                 <w:sz w:val="20"/>
                 <w:szCs w:val="20"/>
               </w:rPr>
@@ -1534,7 +1556,7 @@
                 <w:rFonts w:ascii="Aptos" w:eastAsia="Aptos" w:hAnsi="Aptos" w:cs="Aptos"/>
                 <w:i/>
                 <w:iCs/>
-                <w:color w:val="484650"/>
+                <w:color w:val="3A3A3A" w:themeColor="background2" w:themeShade="40"/>
                 <w:sz w:val="20"/>
                 <w:szCs w:val="20"/>
               </w:rPr>
@@ -1544,12 +1566,15 @@
           <w:p>
             <w:pPr>
               <w:spacing w:after="0"/>
+              <w:rPr>
+                <w:color w:val="3A3A3A" w:themeColor="background2" w:themeShade="40"/>
+              </w:rPr>
             </w:pPr>
           </w:p>
         </w:tc>
         <w:tc>
           <w:tcPr>
-            <w:tcW w:w="4653" w:type="dxa"/>
+            <w:tcW w:w="5064" w:type="dxa"/>
             <w:tcBorders>
               <w:top w:val="single" w:sz="8" w:space="0" w:color="E6E6E6"/>
               <w:left w:val="nil"/>
@@ -1561,11 +1586,14 @@
           <w:p>
             <w:pPr>
               <w:spacing w:after="0"/>
-            </w:pPr>
-            <w:r>
-              <w:rPr>
-                <w:rFonts w:ascii="Aptos" w:eastAsia="Aptos" w:hAnsi="Aptos" w:cs="Aptos"/>
-                <w:color w:val="484650"/>
+              <w:rPr>
+                <w:color w:val="3A3A3A" w:themeColor="background2" w:themeShade="40"/>
+              </w:rPr>
+            </w:pPr>
+            <w:r>
+              <w:rPr>
+                <w:rFonts w:ascii="Aptos" w:eastAsia="Aptos" w:hAnsi="Aptos" w:cs="Aptos"/>
+                <w:color w:val="3A3A3A" w:themeColor="background2" w:themeShade="40"/>
                 <w:sz w:val="20"/>
                 <w:szCs w:val="20"/>
               </w:rPr>
@@ -1593,14 +1621,14 @@
             <w:pPr>
               <w:spacing w:after="0"/>
               <w:rPr>
-                <w:color w:val="484650"/>
-                <w:sz w:val="20"/>
-                <w:szCs w:val="20"/>
-              </w:rPr>
-            </w:pPr>
-            <w:r>
-              <w:rPr>
-                <w:color w:val="484650"/>
+                <w:color w:val="3A3A3A" w:themeColor="background2" w:themeShade="40"/>
+                <w:sz w:val="20"/>
+                <w:szCs w:val="20"/>
+              </w:rPr>
+            </w:pPr>
+            <w:r>
+              <w:rPr>
+                <w:color w:val="3A3A3A" w:themeColor="background2" w:themeShade="40"/>
                 <w:sz w:val="20"/>
                 <w:szCs w:val="20"/>
               </w:rPr>
@@ -1610,7 +1638,7 @@
         </w:tc>
         <w:tc>
           <w:tcPr>
-            <w:tcW w:w="2903" w:type="dxa"/>
+            <w:tcW w:w="3510" w:type="dxa"/>
             <w:tcBorders>
               <w:top w:val="single" w:sz="8" w:space="0" w:color="D9D9D9" w:themeColor="background1" w:themeShade="D9"/>
               <w:left w:val="nil"/>
@@ -1622,12 +1650,15 @@
           <w:p>
             <w:pPr>
               <w:spacing w:after="0"/>
-            </w:pPr>
-            <w:r>
-              <w:rPr>
-                <w:b/>
-                <w:bCs/>
-                <w:color w:val="484650"/>
+              <w:rPr>
+                <w:color w:val="3A3A3A" w:themeColor="background2" w:themeShade="40"/>
+              </w:rPr>
+            </w:pPr>
+            <w:r>
+              <w:rPr>
+                <w:b/>
+                <w:bCs/>
+                <w:color w:val="3A3A3A" w:themeColor="background2" w:themeShade="40"/>
                 <w:sz w:val="20"/>
                 <w:szCs w:val="20"/>
               </w:rPr>
@@ -1636,7 +1667,7 @@
             <w:r>
               <w:rPr>
                 <w:rFonts w:ascii="Aptos" w:eastAsia="Aptos" w:hAnsi="Aptos" w:cs="Aptos"/>
-                <w:color w:val="FFFFFF" w:themeColor="background1"/>
+                <w:color w:val="3A3A3A" w:themeColor="background2" w:themeShade="40"/>
                 <w:sz w:val="20"/>
                 <w:szCs w:val="20"/>
               </w:rPr>
@@ -1646,7 +1677,7 @@
               <w:rPr>
                 <w:b/>
                 <w:bCs/>
-                <w:color w:val="484650"/>
+                <w:color w:val="3A3A3A" w:themeColor="background2" w:themeShade="40"/>
                 <w:sz w:val="20"/>
                 <w:szCs w:val="20"/>
               </w:rPr>
@@ -1659,18 +1690,18 @@
               <w:rPr>
                 <w:b/>
                 <w:bCs/>
-                <w:color w:val="484650"/>
-                <w:sz w:val="20"/>
-                <w:szCs w:val="20"/>
-              </w:rPr>
-            </w:pPr>
-          </w:p>
-          <w:p>
-            <w:pPr>
-              <w:spacing w:after="0"/>
-              <w:rPr>
-                <w:rFonts w:ascii="Aptos" w:eastAsia="Aptos" w:hAnsi="Aptos" w:cs="Aptos"/>
-                <w:color w:val="484650"/>
+                <w:color w:val="3A3A3A" w:themeColor="background2" w:themeShade="40"/>
+                <w:sz w:val="20"/>
+                <w:szCs w:val="20"/>
+              </w:rPr>
+            </w:pPr>
+          </w:p>
+          <w:p>
+            <w:pPr>
+              <w:spacing w:after="0"/>
+              <w:rPr>
+                <w:rFonts w:ascii="Aptos" w:eastAsia="Aptos" w:hAnsi="Aptos" w:cs="Aptos"/>
+                <w:color w:val="3A3A3A" w:themeColor="background2" w:themeShade="40"/>
                 <w:sz w:val="20"/>
                 <w:szCs w:val="20"/>
               </w:rPr>
@@ -1679,7 +1710,7 @@
               <w:rPr>
                 <w:i/>
                 <w:iCs/>
-                <w:color w:val="484650"/>
+                <w:color w:val="3A3A3A" w:themeColor="background2" w:themeShade="40"/>
                 <w:sz w:val="20"/>
                 <w:szCs w:val="20"/>
               </w:rPr>
@@ -1688,7 +1719,7 @@
             <w:r>
               <w:rPr>
                 <w:rFonts w:ascii="Aptos" w:eastAsia="Aptos" w:hAnsi="Aptos" w:cs="Aptos"/>
-                <w:color w:val="FFFFFF" w:themeColor="background1"/>
+                <w:color w:val="3A3A3A" w:themeColor="background2" w:themeShade="40"/>
                 <w:sz w:val="20"/>
                 <w:szCs w:val="20"/>
               </w:rPr>
@@ -1698,7 +1729,7 @@
               <w:rPr>
                 <w:i/>
                 <w:iCs/>
-                <w:color w:val="484650"/>
+                <w:color w:val="3A3A3A" w:themeColor="background2" w:themeShade="40"/>
                 <w:sz w:val="20"/>
                 <w:szCs w:val="20"/>
               </w:rPr>
@@ -1708,7 +1739,7 @@
         </w:tc>
         <w:tc>
           <w:tcPr>
-            <w:tcW w:w="4653" w:type="dxa"/>
+            <w:tcW w:w="5064" w:type="dxa"/>
             <w:tcBorders>
               <w:top w:val="single" w:sz="8" w:space="0" w:color="D9D9D9" w:themeColor="background1" w:themeShade="D9"/>
               <w:left w:val="nil"/>
@@ -1720,6 +1751,22 @@
           <w:p>
             <w:pPr>
               <w:spacing w:after="0"/>
+              <w:rPr>
+                <w:rFonts w:ascii="Aptos" w:eastAsia="Aptos" w:hAnsi="Aptos" w:cs="Aptos"/>
+                <w:b/>
+                <w:bCs/>
+                <w:color w:val="3A3A3A" w:themeColor="background2" w:themeShade="40"/>
+                <w:sz w:val="20"/>
+                <w:szCs w:val="20"/>
+              </w:rPr>
+            </w:pPr>
+          </w:p>
+          <w:p>
+            <w:pPr>
+              <w:spacing w:after="0"/>
+              <w:rPr>
+                <w:color w:val="3A3A3A" w:themeColor="background2" w:themeShade="40"/>
+              </w:rPr>
             </w:pPr>
             <w:proofErr w:type="spellStart"/>
             <w:r>
@@ -1727,7 +1774,7 @@
                 <w:rFonts w:ascii="Aptos" w:eastAsia="Aptos" w:hAnsi="Aptos" w:cs="Aptos"/>
                 <w:b/>
                 <w:bCs/>
-                <w:color w:val="484650"/>
+                <w:color w:val="3A3A3A" w:themeColor="background2" w:themeShade="40"/>
                 <w:sz w:val="20"/>
                 <w:szCs w:val="20"/>
               </w:rPr>
@@ -1739,7 +1786,7 @@
                 <w:rFonts w:ascii="Aptos" w:eastAsia="Aptos" w:hAnsi="Aptos" w:cs="Aptos"/>
                 <w:b/>
                 <w:bCs/>
-                <w:color w:val="484650"/>
+                <w:color w:val="3A3A3A" w:themeColor="background2" w:themeShade="40"/>
                 <w:sz w:val="20"/>
                 <w:szCs w:val="20"/>
               </w:rPr>
@@ -1748,37 +1795,44 @@
             <w:r>
               <w:rPr>
                 <w:rFonts w:ascii="Aptos" w:eastAsia="Aptos" w:hAnsi="Aptos" w:cs="Aptos"/>
-                <w:color w:val="484650"/>
-                <w:sz w:val="20"/>
-                <w:szCs w:val="20"/>
-              </w:rPr>
-              <w:t xml:space="preserve"> Chief Economist, World Bank Group World Bank (Moderator) </w:t>
-            </w:r>
-          </w:p>
-          <w:p>
-            <w:pPr>
-              <w:spacing w:after="0"/>
-            </w:pPr>
-            <w:r>
-              <w:rPr>
-                <w:rFonts w:ascii="Aptos" w:eastAsia="Aptos" w:hAnsi="Aptos" w:cs="Aptos"/>
-                <w:color w:val="484650"/>
-                <w:sz w:val="20"/>
-                <w:szCs w:val="20"/>
-              </w:rPr>
-              <w:t>---</w:t>
-            </w:r>
-          </w:p>
-          <w:p>
-            <w:pPr>
-              <w:spacing w:after="0"/>
-            </w:pPr>
-            <w:r>
-              <w:rPr>
-                <w:rFonts w:ascii="Aptos" w:eastAsia="Aptos" w:hAnsi="Aptos" w:cs="Aptos"/>
-                <w:b/>
-                <w:bCs/>
-                <w:color w:val="484650"/>
+                <w:color w:val="3A3A3A" w:themeColor="background2" w:themeShade="40"/>
+                <w:sz w:val="20"/>
+                <w:szCs w:val="20"/>
+              </w:rPr>
+              <w:t xml:space="preserve"> Chief Economist, World Bank Group</w:t>
+            </w:r>
+            <w:r>
+              <w:rPr>
+                <w:rFonts w:ascii="Aptos" w:eastAsia="Aptos" w:hAnsi="Aptos" w:cs="Aptos"/>
+                <w:color w:val="3A3A3A" w:themeColor="background2" w:themeShade="40"/>
+                <w:sz w:val="20"/>
+                <w:szCs w:val="20"/>
+              </w:rPr>
+              <w:t xml:space="preserve"> </w:t>
+            </w:r>
+            <w:r>
+              <w:rPr>
+                <w:rFonts w:ascii="Aptos" w:eastAsia="Aptos" w:hAnsi="Aptos" w:cs="Aptos"/>
+                <w:color w:val="3A3A3A" w:themeColor="background2" w:themeShade="40"/>
+                <w:sz w:val="20"/>
+                <w:szCs w:val="20"/>
+              </w:rPr>
+              <w:t xml:space="preserve">(Moderator) </w:t>
+            </w:r>
+          </w:p>
+          <w:p>
+            <w:pPr>
+              <w:spacing w:after="0"/>
+              <w:rPr>
+                <w:color w:val="3A3A3A" w:themeColor="background2" w:themeShade="40"/>
+              </w:rPr>
+            </w:pPr>
+            <w:r>
+              <w:rPr>
+                <w:rFonts w:ascii="Aptos" w:eastAsia="Aptos" w:hAnsi="Aptos" w:cs="Aptos"/>
+                <w:b/>
+                <w:bCs/>
+                <w:color w:val="3A3A3A" w:themeColor="background2" w:themeShade="40"/>
                 <w:sz w:val="20"/>
                 <w:szCs w:val="20"/>
               </w:rPr>
@@ -1787,7 +1841,7 @@
             <w:r>
               <w:rPr>
                 <w:rFonts w:ascii="Aptos" w:eastAsia="Aptos" w:hAnsi="Aptos" w:cs="Aptos"/>
-                <w:color w:val="484650"/>
+                <w:color w:val="3A3A3A" w:themeColor="background2" w:themeShade="40"/>
                 <w:sz w:val="20"/>
                 <w:szCs w:val="20"/>
               </w:rPr>
@@ -1797,13 +1851,16 @@
           <w:p>
             <w:pPr>
               <w:spacing w:after="0"/>
-            </w:pPr>
-            <w:r>
-              <w:rPr>
-                <w:rFonts w:ascii="Aptos" w:eastAsia="Aptos" w:hAnsi="Aptos" w:cs="Aptos"/>
-                <w:b/>
-                <w:bCs/>
-                <w:color w:val="484650"/>
+              <w:rPr>
+                <w:color w:val="3A3A3A" w:themeColor="background2" w:themeShade="40"/>
+              </w:rPr>
+            </w:pPr>
+            <w:r>
+              <w:rPr>
+                <w:rFonts w:ascii="Aptos" w:eastAsia="Aptos" w:hAnsi="Aptos" w:cs="Aptos"/>
+                <w:b/>
+                <w:bCs/>
+                <w:color w:val="3A3A3A" w:themeColor="background2" w:themeShade="40"/>
                 <w:sz w:val="20"/>
                 <w:szCs w:val="20"/>
               </w:rPr>
@@ -1812,7 +1869,7 @@
             <w:r>
               <w:rPr>
                 <w:rFonts w:ascii="Aptos" w:eastAsia="Aptos" w:hAnsi="Aptos" w:cs="Aptos"/>
-                <w:color w:val="484650"/>
+                <w:color w:val="3A3A3A" w:themeColor="background2" w:themeShade="40"/>
                 <w:sz w:val="20"/>
                 <w:szCs w:val="20"/>
               </w:rPr>
@@ -1822,13 +1879,16 @@
           <w:p>
             <w:pPr>
               <w:spacing w:after="0"/>
-            </w:pPr>
-            <w:r>
-              <w:rPr>
-                <w:rFonts w:ascii="Aptos" w:eastAsia="Aptos" w:hAnsi="Aptos" w:cs="Aptos"/>
-                <w:b/>
-                <w:bCs/>
-                <w:color w:val="484650"/>
+              <w:rPr>
+                <w:color w:val="3A3A3A" w:themeColor="background2" w:themeShade="40"/>
+              </w:rPr>
+            </w:pPr>
+            <w:r>
+              <w:rPr>
+                <w:rFonts w:ascii="Aptos" w:eastAsia="Aptos" w:hAnsi="Aptos" w:cs="Aptos"/>
+                <w:b/>
+                <w:bCs/>
+                <w:color w:val="3A3A3A" w:themeColor="background2" w:themeShade="40"/>
                 <w:sz w:val="20"/>
                 <w:szCs w:val="20"/>
               </w:rPr>
@@ -1837,36 +1897,11 @@
             <w:r>
               <w:rPr>
                 <w:rFonts w:ascii="Aptos" w:eastAsia="Aptos" w:hAnsi="Aptos" w:cs="Aptos"/>
-                <w:color w:val="484650"/>
+                <w:color w:val="3A3A3A" w:themeColor="background2" w:themeShade="40"/>
                 <w:sz w:val="20"/>
                 <w:szCs w:val="20"/>
               </w:rPr>
               <w:t xml:space="preserve">, Director, Microsoft AI </w:t>
-            </w:r>
-          </w:p>
-          <w:p>
-            <w:pPr>
-              <w:spacing w:after="0"/>
-            </w:pPr>
-            <w:r>
-              <w:rPr>
-                <w:rFonts w:ascii="Aptos" w:eastAsia="Aptos" w:hAnsi="Aptos" w:cs="Aptos"/>
-                <w:b/>
-                <w:bCs/>
-                <w:color w:val="484650"/>
-                <w:sz w:val="20"/>
-                <w:szCs w:val="20"/>
-              </w:rPr>
-              <w:t>Michael Pisa</w:t>
-            </w:r>
-            <w:r>
-              <w:rPr>
-                <w:rFonts w:ascii="Aptos" w:eastAsia="Aptos" w:hAnsi="Aptos" w:cs="Aptos"/>
-                <w:color w:val="484650"/>
-                <w:sz w:val="20"/>
-                <w:szCs w:val="20"/>
-              </w:rPr>
-              <w:t xml:space="preserve">, Economic Opportunity Lead, Google  </w:t>
             </w:r>
           </w:p>
         </w:tc>
@@ -1891,15 +1926,15 @@
               <w:spacing w:after="0"/>
               <w:rPr>
                 <w:rFonts w:ascii="Aptos" w:eastAsia="Aptos" w:hAnsi="Aptos" w:cs="Aptos"/>
-                <w:color w:val="484650"/>
-                <w:sz w:val="20"/>
-                <w:szCs w:val="20"/>
-              </w:rPr>
-            </w:pPr>
-            <w:r>
-              <w:rPr>
-                <w:rFonts w:ascii="Aptos" w:eastAsia="Aptos" w:hAnsi="Aptos" w:cs="Aptos"/>
-                <w:color w:val="484650"/>
+                <w:color w:val="3A3A3A" w:themeColor="background2" w:themeShade="40"/>
+                <w:sz w:val="20"/>
+                <w:szCs w:val="20"/>
+              </w:rPr>
+            </w:pPr>
+            <w:r>
+              <w:rPr>
+                <w:rFonts w:ascii="Aptos" w:eastAsia="Aptos" w:hAnsi="Aptos" w:cs="Aptos"/>
+                <w:color w:val="3A3A3A" w:themeColor="background2" w:themeShade="40"/>
                 <w:sz w:val="20"/>
                 <w:szCs w:val="20"/>
               </w:rPr>
@@ -1909,7 +1944,7 @@
         </w:tc>
         <w:tc>
           <w:tcPr>
-            <w:tcW w:w="2903" w:type="dxa"/>
+            <w:tcW w:w="3510" w:type="dxa"/>
             <w:tcBorders>
               <w:top w:val="single" w:sz="12" w:space="0" w:color="D9D9D9" w:themeColor="background1" w:themeShade="D9"/>
               <w:left w:val="nil"/>
@@ -1921,13 +1956,16 @@
           <w:p>
             <w:pPr>
               <w:spacing w:after="0"/>
-            </w:pPr>
-            <w:r>
-              <w:rPr>
-                <w:rFonts w:ascii="Aptos" w:eastAsia="Aptos" w:hAnsi="Aptos" w:cs="Aptos"/>
-                <w:b/>
-                <w:bCs/>
-                <w:color w:val="484650"/>
+              <w:rPr>
+                <w:color w:val="3A3A3A" w:themeColor="background2" w:themeShade="40"/>
+              </w:rPr>
+            </w:pPr>
+            <w:r>
+              <w:rPr>
+                <w:rFonts w:ascii="Aptos" w:eastAsia="Aptos" w:hAnsi="Aptos" w:cs="Aptos"/>
+                <w:b/>
+                <w:bCs/>
+                <w:color w:val="3A3A3A" w:themeColor="background2" w:themeShade="40"/>
                 <w:sz w:val="20"/>
                 <w:szCs w:val="20"/>
               </w:rPr>
@@ -1941,7 +1979,7 @@
                 <w:rFonts w:ascii="Aptos" w:eastAsia="Aptos" w:hAnsi="Aptos" w:cs="Aptos"/>
                 <w:b/>
                 <w:bCs/>
-                <w:color w:val="484650"/>
+                <w:color w:val="3A3A3A" w:themeColor="background2" w:themeShade="40"/>
                 <w:sz w:val="20"/>
                 <w:szCs w:val="20"/>
               </w:rPr>
@@ -1954,7 +1992,7 @@
                 <w:rFonts w:ascii="Aptos" w:eastAsia="Aptos" w:hAnsi="Aptos" w:cs="Aptos"/>
                 <w:i/>
                 <w:iCs/>
-                <w:color w:val="484650"/>
+                <w:color w:val="3A3A3A" w:themeColor="background2" w:themeShade="40"/>
                 <w:sz w:val="20"/>
                 <w:szCs w:val="20"/>
               </w:rPr>
@@ -1964,7 +2002,7 @@
                 <w:rFonts w:ascii="Aptos" w:eastAsia="Aptos" w:hAnsi="Aptos" w:cs="Aptos"/>
                 <w:i/>
                 <w:iCs/>
-                <w:color w:val="484650"/>
+                <w:color w:val="3A3A3A" w:themeColor="background2" w:themeShade="40"/>
                 <w:sz w:val="20"/>
                 <w:szCs w:val="20"/>
               </w:rPr>
@@ -1976,18 +2014,18 @@
               <w:spacing w:after="0"/>
               <w:rPr>
                 <w:rFonts w:ascii="Aptos" w:eastAsia="Aptos" w:hAnsi="Aptos" w:cs="Aptos"/>
-                <w:color w:val="484650"/>
-                <w:sz w:val="20"/>
-                <w:szCs w:val="20"/>
-              </w:rPr>
-            </w:pPr>
-          </w:p>
-          <w:p>
-            <w:pPr>
-              <w:spacing w:after="0"/>
-              <w:rPr>
-                <w:rFonts w:ascii="Aptos" w:eastAsia="Aptos" w:hAnsi="Aptos" w:cs="Aptos"/>
-                <w:color w:val="484650"/>
+                <w:color w:val="3A3A3A" w:themeColor="background2" w:themeShade="40"/>
+                <w:sz w:val="20"/>
+                <w:szCs w:val="20"/>
+              </w:rPr>
+            </w:pPr>
+          </w:p>
+          <w:p>
+            <w:pPr>
+              <w:spacing w:after="0"/>
+              <w:rPr>
+                <w:rFonts w:ascii="Aptos" w:eastAsia="Aptos" w:hAnsi="Aptos" w:cs="Aptos"/>
+                <w:color w:val="3A3A3A" w:themeColor="background2" w:themeShade="40"/>
                 <w:sz w:val="20"/>
                 <w:szCs w:val="20"/>
               </w:rPr>
@@ -1996,7 +2034,7 @@
         </w:tc>
         <w:tc>
           <w:tcPr>
-            <w:tcW w:w="4653" w:type="dxa"/>
+            <w:tcW w:w="5064" w:type="dxa"/>
             <w:tcBorders>
               <w:top w:val="single" w:sz="12" w:space="0" w:color="D9D9D9" w:themeColor="background1" w:themeShade="D9"/>
               <w:left w:val="nil"/>
@@ -2009,18 +2047,68 @@
             <w:pPr>
               <w:spacing w:after="0"/>
               <w:rPr>
-                <w:b/>
-                <w:bCs/>
-                <w:color w:val="484650"/>
-                <w:sz w:val="20"/>
-                <w:szCs w:val="20"/>
-              </w:rPr>
-            </w:pPr>
-            <w:r>
-              <w:rPr>
-                <w:b/>
-                <w:bCs/>
-                <w:color w:val="484650"/>
+                <w:rFonts w:ascii="Aptos" w:eastAsia="Aptos" w:hAnsi="Aptos" w:cs="Aptos"/>
+                <w:color w:val="3A3A3A" w:themeColor="background2" w:themeShade="40"/>
+                <w:sz w:val="20"/>
+                <w:szCs w:val="20"/>
+              </w:rPr>
+            </w:pPr>
+            <w:r>
+              <w:rPr>
+                <w:rFonts w:ascii="Calibri" w:hAnsi="Calibri" w:cs="Calibri"/>
+                <w:b/>
+                <w:bCs/>
+                <w:color w:val="3A3A3A" w:themeColor="background2" w:themeShade="40"/>
+                <w:sz w:val="22"/>
+                <w:szCs w:val="22"/>
+                <w:shd w:val="clear" w:color="auto" w:fill="FFFFFF"/>
+              </w:rPr>
+              <w:t>Swati Dawra,</w:t>
+            </w:r>
+            <w:r>
+              <w:rPr>
+                <w:rFonts w:ascii="Calibri" w:hAnsi="Calibri" w:cs="Calibri"/>
+                <w:color w:val="3A3A3A" w:themeColor="background2" w:themeShade="40"/>
+                <w:sz w:val="22"/>
+                <w:szCs w:val="22"/>
+                <w:shd w:val="clear" w:color="auto" w:fill="FFFFFF"/>
+              </w:rPr>
+              <w:t xml:space="preserve"> Head of Strategic Resources and Technology, UNDP</w:t>
+            </w:r>
+          </w:p>
+          <w:p>
+            <w:pPr>
+              <w:spacing w:after="0"/>
+              <w:rPr>
+                <w:b/>
+                <w:bCs/>
+                <w:color w:val="3A3A3A" w:themeColor="background2" w:themeShade="40"/>
+                <w:sz w:val="20"/>
+                <w:szCs w:val="20"/>
+              </w:rPr>
+            </w:pPr>
+          </w:p>
+          <w:p>
+            <w:pPr>
+              <w:pStyle w:val="ListParagraph"/>
+              <w:numPr>
+                <w:ilvl w:val="0"/>
+                <w:numId w:val="5"/>
+              </w:numPr>
+              <w:spacing w:after="0"/>
+              <w:rPr>
+                <w:b/>
+                <w:bCs/>
+                <w:color w:val="3A3A3A" w:themeColor="background2" w:themeShade="40"/>
+                <w:sz w:val="20"/>
+                <w:szCs w:val="20"/>
+              </w:rPr>
+            </w:pPr>
+            <w:r>
+              <w:rPr>
+                <w:b/>
+                <w:bCs/>
+                <w:color w:val="3A3A3A" w:themeColor="background2" w:themeShade="40"/>
                 <w:sz w:val="20"/>
                 <w:szCs w:val="20"/>
               </w:rPr>
@@ -2029,85 +2117,99 @@
           </w:p>
           <w:p>
             <w:pPr>
-              <w:spacing w:after="0"/>
-              <w:rPr>
-                <w:rFonts w:ascii="Aptos" w:eastAsia="Aptos" w:hAnsi="Aptos" w:cs="Aptos"/>
-                <w:color w:val="484650"/>
-                <w:sz w:val="20"/>
-                <w:szCs w:val="20"/>
-              </w:rPr>
-            </w:pPr>
-            <w:r>
-              <w:rPr>
-                <w:rFonts w:ascii="Aptos" w:eastAsia="Aptos" w:hAnsi="Aptos" w:cs="Aptos"/>
-                <w:color w:val="484650"/>
-                <w:sz w:val="20"/>
-                <w:szCs w:val="20"/>
-              </w:rPr>
-              <w:t>John Bevington, Director, JBA Global Resilience</w:t>
-            </w:r>
-          </w:p>
-          <w:p>
-            <w:pPr>
-              <w:spacing w:after="0"/>
-              <w:rPr>
-                <w:rFonts w:ascii="Aptos" w:eastAsia="Aptos" w:hAnsi="Aptos" w:cs="Aptos"/>
-                <w:color w:val="484650"/>
-                <w:sz w:val="20"/>
-                <w:szCs w:val="20"/>
-              </w:rPr>
-            </w:pPr>
-            <w:r>
-              <w:rPr>
-                <w:rFonts w:ascii="Aptos" w:eastAsia="Aptos" w:hAnsi="Aptos" w:cs="Aptos"/>
-                <w:color w:val="484650"/>
-                <w:sz w:val="20"/>
-                <w:szCs w:val="20"/>
-              </w:rPr>
-              <w:t xml:space="preserve">Takaaki Masaki, </w:t>
-            </w:r>
-            <w:r>
-              <w:rPr>
-                <w:rFonts w:ascii="Aptos" w:eastAsia="Aptos" w:hAnsi="Aptos" w:cs="Aptos"/>
-                <w:color w:val="484650"/>
-                <w:sz w:val="20"/>
-                <w:szCs w:val="20"/>
-              </w:rPr>
-              <w:t xml:space="preserve">Senior Economist, </w:t>
-            </w:r>
-            <w:r>
-              <w:rPr>
-                <w:rFonts w:ascii="Aptos" w:eastAsia="Aptos" w:hAnsi="Aptos" w:cs="Aptos"/>
-                <w:color w:val="484650"/>
-                <w:sz w:val="20"/>
-                <w:szCs w:val="20"/>
-              </w:rPr>
-              <w:t>Asian Development Bank</w:t>
-            </w:r>
-          </w:p>
-          <w:p>
-            <w:pPr>
-              <w:spacing w:after="0"/>
-            </w:pPr>
-          </w:p>
-          <w:p>
-            <w:pPr>
-              <w:spacing w:after="0"/>
-              <w:rPr>
-                <w:rFonts w:ascii="Aptos" w:eastAsia="Aptos" w:hAnsi="Aptos" w:cs="Aptos"/>
-                <w:b/>
-                <w:bCs/>
-                <w:color w:val="484650"/>
-                <w:sz w:val="20"/>
-                <w:szCs w:val="20"/>
-              </w:rPr>
-            </w:pPr>
-            <w:r>
-              <w:rPr>
-                <w:rFonts w:ascii="Aptos" w:eastAsia="Aptos" w:hAnsi="Aptos" w:cs="Aptos"/>
-                <w:b/>
-                <w:bCs/>
-                <w:color w:val="484650"/>
+              <w:pStyle w:val="ListParagraph"/>
+              <w:spacing w:after="0"/>
+              <w:rPr>
+                <w:rFonts w:ascii="Aptos" w:eastAsia="Aptos" w:hAnsi="Aptos" w:cs="Aptos"/>
+                <w:color w:val="3A3A3A" w:themeColor="background2" w:themeShade="40"/>
+                <w:sz w:val="20"/>
+                <w:szCs w:val="20"/>
+              </w:rPr>
+            </w:pPr>
+            <w:r>
+              <w:rPr>
+                <w:rFonts w:ascii="Aptos" w:eastAsia="Aptos" w:hAnsi="Aptos" w:cs="Aptos"/>
+                <w:b/>
+                <w:bCs/>
+                <w:color w:val="3A3A3A" w:themeColor="background2" w:themeShade="40"/>
+                <w:sz w:val="20"/>
+                <w:szCs w:val="20"/>
+              </w:rPr>
+              <w:t>John Bevington,</w:t>
+            </w:r>
+            <w:r>
+              <w:rPr>
+                <w:rFonts w:ascii="Aptos" w:eastAsia="Aptos" w:hAnsi="Aptos" w:cs="Aptos"/>
+                <w:color w:val="3A3A3A" w:themeColor="background2" w:themeShade="40"/>
+                <w:sz w:val="20"/>
+                <w:szCs w:val="20"/>
+              </w:rPr>
+              <w:t xml:space="preserve"> Director, JBA Global Resilience</w:t>
+            </w:r>
+          </w:p>
+          <w:p>
+            <w:pPr>
+              <w:pStyle w:val="ListParagraph"/>
+              <w:spacing w:after="0"/>
+              <w:rPr>
+                <w:rFonts w:ascii="Aptos" w:eastAsia="Aptos" w:hAnsi="Aptos" w:cs="Aptos"/>
+                <w:color w:val="3A3A3A" w:themeColor="background2" w:themeShade="40"/>
+                <w:sz w:val="20"/>
+                <w:szCs w:val="20"/>
+              </w:rPr>
+            </w:pPr>
+            <w:r>
+              <w:rPr>
+                <w:rFonts w:ascii="Aptos" w:eastAsia="Aptos" w:hAnsi="Aptos" w:cs="Aptos"/>
+                <w:b/>
+                <w:bCs/>
+                <w:color w:val="3A3A3A" w:themeColor="background2" w:themeShade="40"/>
+                <w:sz w:val="20"/>
+                <w:szCs w:val="20"/>
+              </w:rPr>
+              <w:t>Takaaki Masaki,</w:t>
+            </w:r>
+            <w:r>
+              <w:rPr>
+                <w:rFonts w:ascii="Aptos" w:eastAsia="Aptos" w:hAnsi="Aptos" w:cs="Aptos"/>
+                <w:color w:val="3A3A3A" w:themeColor="background2" w:themeShade="40"/>
+                <w:sz w:val="20"/>
+                <w:szCs w:val="20"/>
+              </w:rPr>
+              <w:t xml:space="preserve"> Senior Economist, Asian Development Bank</w:t>
+            </w:r>
+          </w:p>
+          <w:p>
+            <w:pPr>
+              <w:spacing w:after="0"/>
+              <w:rPr>
+                <w:color w:val="3A3A3A" w:themeColor="background2" w:themeShade="40"/>
+              </w:rPr>
+            </w:pPr>
+          </w:p>
+          <w:p>
+            <w:pPr>
+              <w:pStyle w:val="ListParagraph"/>
+              <w:numPr>
+                <w:ilvl w:val="0"/>
+                <w:numId w:val="5"/>
+              </w:numPr>
+              <w:spacing w:after="0"/>
+              <w:rPr>
+                <w:rFonts w:ascii="Aptos" w:eastAsia="Aptos" w:hAnsi="Aptos" w:cs="Aptos"/>
+                <w:b/>
+                <w:bCs/>
+                <w:color w:val="3A3A3A" w:themeColor="background2" w:themeShade="40"/>
+                <w:sz w:val="20"/>
+                <w:szCs w:val="20"/>
+              </w:rPr>
+            </w:pPr>
+            <w:r>
+              <w:rPr>
+                <w:rFonts w:ascii="Aptos" w:eastAsia="Aptos" w:hAnsi="Aptos" w:cs="Aptos"/>
+                <w:b/>
+                <w:bCs/>
+                <w:color w:val="3A3A3A" w:themeColor="background2" w:themeShade="40"/>
                 <w:sz w:val="20"/>
                 <w:szCs w:val="20"/>
               </w:rPr>
@@ -2116,41 +2218,48 @@
           </w:p>
           <w:p>
             <w:pPr>
-              <w:spacing w:after="0"/>
-              <w:rPr>
-                <w:rFonts w:ascii="Aptos" w:eastAsia="Aptos" w:hAnsi="Aptos" w:cs="Aptos"/>
-                <w:color w:val="484650"/>
-                <w:sz w:val="20"/>
-                <w:szCs w:val="20"/>
-              </w:rPr>
-            </w:pPr>
-            <w:r>
-              <w:rPr>
-                <w:rFonts w:ascii="Aptos" w:eastAsia="Aptos" w:hAnsi="Aptos" w:cs="Aptos"/>
-                <w:color w:val="484650"/>
-                <w:sz w:val="20"/>
-                <w:szCs w:val="20"/>
-              </w:rPr>
-              <w:t xml:space="preserve">Sebastian Muller, </w:t>
-            </w:r>
-            <w:r>
-              <w:rPr>
-                <w:rFonts w:ascii="Aptos" w:eastAsia="Aptos" w:hAnsi="Aptos" w:cs="Aptos"/>
-                <w:color w:val="484650"/>
-                <w:sz w:val="20"/>
-                <w:szCs w:val="20"/>
-              </w:rPr>
-              <w:t>Technical Lead, Data &amp; AI</w:t>
-            </w:r>
-          </w:p>
-          <w:p>
-            <w:pPr>
-              <w:spacing w:after="0"/>
-            </w:pPr>
-            <w:r>
-              <w:rPr>
-                <w:rFonts w:ascii="Aptos" w:eastAsia="Aptos" w:hAnsi="Aptos" w:cs="Aptos"/>
-                <w:color w:val="484650"/>
+              <w:pStyle w:val="ListParagraph"/>
+              <w:spacing w:after="0"/>
+              <w:rPr>
+                <w:rFonts w:ascii="Aptos" w:eastAsia="Aptos" w:hAnsi="Aptos" w:cs="Aptos"/>
+                <w:color w:val="3A3A3A" w:themeColor="background2" w:themeShade="40"/>
+                <w:sz w:val="20"/>
+                <w:szCs w:val="20"/>
+              </w:rPr>
+            </w:pPr>
+            <w:r>
+              <w:rPr>
+                <w:rFonts w:ascii="Aptos" w:eastAsia="Aptos" w:hAnsi="Aptos" w:cs="Aptos"/>
+                <w:b/>
+                <w:bCs/>
+                <w:color w:val="3A3A3A" w:themeColor="background2" w:themeShade="40"/>
+                <w:sz w:val="20"/>
+                <w:szCs w:val="20"/>
+              </w:rPr>
+              <w:t>Sebastian Muller</w:t>
+            </w:r>
+            <w:r>
+              <w:rPr>
+                <w:rFonts w:ascii="Aptos" w:eastAsia="Aptos" w:hAnsi="Aptos" w:cs="Aptos"/>
+                <w:color w:val="3A3A3A" w:themeColor="background2" w:themeShade="40"/>
+                <w:sz w:val="20"/>
+                <w:szCs w:val="20"/>
+              </w:rPr>
+              <w:t>, Technical Lead, Data &amp; AI</w:t>
+            </w:r>
+            <w:r>
+              <w:rPr>
+                <w:rFonts w:ascii="Aptos" w:eastAsia="Aptos" w:hAnsi="Aptos" w:cs="Aptos"/>
+                <w:color w:val="3A3A3A" w:themeColor="background2" w:themeShade="40"/>
+                <w:sz w:val="20"/>
+                <w:szCs w:val="20"/>
+              </w:rPr>
+              <w:t xml:space="preserve">, </w:t>
+            </w:r>
+            <w:r>
+              <w:rPr>
+                <w:rFonts w:ascii="Aptos" w:eastAsia="Aptos" w:hAnsi="Aptos" w:cs="Aptos"/>
+                <w:color w:val="3A3A3A" w:themeColor="background2" w:themeShade="40"/>
                 <w:sz w:val="20"/>
                 <w:szCs w:val="20"/>
               </w:rPr>
@@ -2162,28 +2271,33 @@
               <w:spacing w:after="0"/>
               <w:rPr>
                 <w:rFonts w:ascii="Aptos" w:eastAsia="Aptos" w:hAnsi="Aptos" w:cs="Aptos"/>
-                <w:color w:val="484650"/>
-                <w:sz w:val="20"/>
-                <w:szCs w:val="20"/>
-              </w:rPr>
-            </w:pPr>
-          </w:p>
-          <w:p>
-            <w:pPr>
-              <w:spacing w:after="0"/>
-              <w:rPr>
-                <w:rFonts w:ascii="Aptos" w:eastAsia="Aptos" w:hAnsi="Aptos" w:cs="Aptos"/>
-                <w:color w:val="484650"/>
-                <w:sz w:val="20"/>
-                <w:szCs w:val="20"/>
-              </w:rPr>
-            </w:pPr>
-            <w:r>
-              <w:rPr>
-                <w:rFonts w:ascii="Aptos" w:eastAsia="Aptos" w:hAnsi="Aptos" w:cs="Aptos"/>
-                <w:b/>
-                <w:bCs/>
-                <w:color w:val="484650"/>
+                <w:color w:val="3A3A3A" w:themeColor="background2" w:themeShade="40"/>
+                <w:sz w:val="20"/>
+                <w:szCs w:val="20"/>
+              </w:rPr>
+            </w:pPr>
+          </w:p>
+          <w:p>
+            <w:pPr>
+              <w:pStyle w:val="ListParagraph"/>
+              <w:numPr>
+                <w:ilvl w:val="0"/>
+                <w:numId w:val="5"/>
+              </w:numPr>
+              <w:spacing w:after="0"/>
+              <w:rPr>
+                <w:rFonts w:ascii="Aptos" w:eastAsia="Aptos" w:hAnsi="Aptos" w:cs="Aptos"/>
+                <w:color w:val="3A3A3A" w:themeColor="background2" w:themeShade="40"/>
+                <w:sz w:val="20"/>
+                <w:szCs w:val="20"/>
+              </w:rPr>
+            </w:pPr>
+            <w:r>
+              <w:rPr>
+                <w:rFonts w:ascii="Aptos" w:eastAsia="Aptos" w:hAnsi="Aptos" w:cs="Aptos"/>
+                <w:b/>
+                <w:bCs/>
+                <w:color w:val="3A3A3A" w:themeColor="background2" w:themeShade="40"/>
                 <w:sz w:val="20"/>
                 <w:szCs w:val="20"/>
               </w:rPr>
@@ -2192,77 +2306,74 @@
           </w:p>
           <w:p>
             <w:pPr>
-              <w:spacing w:after="0"/>
-              <w:rPr>
-                <w:rFonts w:ascii="Aptos" w:eastAsia="Aptos" w:hAnsi="Aptos" w:cs="Aptos"/>
-                <w:color w:val="484650"/>
-                <w:sz w:val="20"/>
-                <w:szCs w:val="20"/>
-              </w:rPr>
-            </w:pPr>
-            <w:r>
-              <w:rPr>
-                <w:rFonts w:ascii="Aptos" w:eastAsia="Aptos" w:hAnsi="Aptos" w:cs="Aptos"/>
-                <w:color w:val="484650"/>
-                <w:sz w:val="20"/>
-                <w:szCs w:val="20"/>
-              </w:rPr>
-              <w:t xml:space="preserve">Laura McGorman, </w:t>
-            </w:r>
-            <w:r>
-              <w:rPr>
-                <w:rFonts w:ascii="Aptos" w:eastAsia="Aptos" w:hAnsi="Aptos" w:cs="Aptos"/>
-                <w:color w:val="484650"/>
-                <w:sz w:val="20"/>
-                <w:szCs w:val="20"/>
-              </w:rPr>
-              <w:t>Director, AI for Good at Meta</w:t>
-            </w:r>
-          </w:p>
-          <w:p>
-            <w:pPr>
-              <w:spacing w:after="0"/>
-              <w:rPr>
-                <w:rFonts w:ascii="Aptos" w:eastAsia="Aptos" w:hAnsi="Aptos" w:cs="Aptos"/>
-                <w:color w:val="484650"/>
-                <w:sz w:val="20"/>
-                <w:szCs w:val="20"/>
-              </w:rPr>
-            </w:pPr>
-            <w:r>
-              <w:rPr>
-                <w:rFonts w:ascii="Aptos" w:eastAsia="Aptos" w:hAnsi="Aptos" w:cs="Aptos"/>
-                <w:color w:val="484650"/>
-                <w:sz w:val="20"/>
-                <w:szCs w:val="20"/>
-              </w:rPr>
-              <w:t>Sol Tadeo</w:t>
-            </w:r>
-            <w:r>
-              <w:rPr>
-                <w:rFonts w:ascii="Aptos" w:eastAsia="Aptos" w:hAnsi="Aptos" w:cs="Aptos"/>
-                <w:color w:val="484650"/>
-                <w:sz w:val="20"/>
-                <w:szCs w:val="20"/>
-              </w:rPr>
-              <w:t xml:space="preserve">, </w:t>
-            </w:r>
-            <w:r>
-              <w:rPr>
-                <w:rFonts w:ascii="Aptos" w:eastAsia="Aptos" w:hAnsi="Aptos" w:cs="Aptos"/>
-                <w:color w:val="484650"/>
-                <w:sz w:val="20"/>
-                <w:szCs w:val="20"/>
-              </w:rPr>
-              <w:t>Data Scientist, World Bank Group</w:t>
-            </w:r>
-          </w:p>
-          <w:p>
-            <w:pPr>
-              <w:spacing w:after="0"/>
-              <w:rPr>
-                <w:rFonts w:ascii="Aptos" w:eastAsia="Aptos" w:hAnsi="Aptos" w:cs="Aptos"/>
-                <w:color w:val="484650"/>
+              <w:pStyle w:val="ListParagraph"/>
+              <w:spacing w:after="0"/>
+              <w:rPr>
+                <w:rFonts w:ascii="Aptos" w:eastAsia="Aptos" w:hAnsi="Aptos" w:cs="Aptos"/>
+                <w:color w:val="3A3A3A" w:themeColor="background2" w:themeShade="40"/>
+                <w:sz w:val="20"/>
+                <w:szCs w:val="20"/>
+              </w:rPr>
+            </w:pPr>
+            <w:r>
+              <w:rPr>
+                <w:rFonts w:ascii="Aptos" w:eastAsia="Aptos" w:hAnsi="Aptos" w:cs="Aptos"/>
+                <w:b/>
+                <w:bCs/>
+                <w:color w:val="3A3A3A" w:themeColor="background2" w:themeShade="40"/>
+                <w:sz w:val="20"/>
+                <w:szCs w:val="20"/>
+              </w:rPr>
+              <w:t>Laura McGorman,</w:t>
+            </w:r>
+            <w:r>
+              <w:rPr>
+                <w:rFonts w:ascii="Aptos" w:eastAsia="Aptos" w:hAnsi="Aptos" w:cs="Aptos"/>
+                <w:color w:val="3A3A3A" w:themeColor="background2" w:themeShade="40"/>
+                <w:sz w:val="20"/>
+                <w:szCs w:val="20"/>
+              </w:rPr>
+              <w:t xml:space="preserve"> Director, AI for Good at Meta</w:t>
+            </w:r>
+          </w:p>
+          <w:p>
+            <w:pPr>
+              <w:pStyle w:val="ListParagraph"/>
+              <w:spacing w:after="0"/>
+              <w:rPr>
+                <w:rFonts w:ascii="Aptos" w:eastAsia="Aptos" w:hAnsi="Aptos" w:cs="Aptos"/>
+                <w:color w:val="3A3A3A" w:themeColor="background2" w:themeShade="40"/>
+                <w:sz w:val="20"/>
+                <w:szCs w:val="20"/>
+              </w:rPr>
+            </w:pPr>
+            <w:r>
+              <w:rPr>
+                <w:rFonts w:ascii="Aptos" w:eastAsia="Aptos" w:hAnsi="Aptos" w:cs="Aptos"/>
+                <w:b/>
+                <w:bCs/>
+                <w:color w:val="3A3A3A" w:themeColor="background2" w:themeShade="40"/>
+                <w:sz w:val="20"/>
+                <w:szCs w:val="20"/>
+              </w:rPr>
+              <w:t>Sol Tadeo,</w:t>
+            </w:r>
+            <w:r>
+              <w:rPr>
+                <w:rFonts w:ascii="Aptos" w:eastAsia="Aptos" w:hAnsi="Aptos" w:cs="Aptos"/>
+                <w:color w:val="3A3A3A" w:themeColor="background2" w:themeShade="40"/>
+                <w:sz w:val="20"/>
+                <w:szCs w:val="20"/>
+              </w:rPr>
+              <w:t xml:space="preserve"> Data Scientist, World Bank Group</w:t>
+            </w:r>
+          </w:p>
+          <w:p>
+            <w:pPr>
+              <w:spacing w:after="0"/>
+              <w:rPr>
+                <w:rFonts w:ascii="Aptos" w:eastAsia="Aptos" w:hAnsi="Aptos" w:cs="Aptos"/>
+                <w:color w:val="3A3A3A" w:themeColor="background2" w:themeShade="40"/>
                 <w:sz w:val="20"/>
                 <w:szCs w:val="20"/>
               </w:rPr>
@@ -2290,15 +2401,15 @@
               <w:spacing w:after="0"/>
               <w:rPr>
                 <w:rFonts w:ascii="Aptos" w:eastAsia="Aptos" w:hAnsi="Aptos" w:cs="Aptos"/>
-                <w:color w:val="484650"/>
-                <w:sz w:val="20"/>
-                <w:szCs w:val="20"/>
-              </w:rPr>
-            </w:pPr>
-            <w:r>
-              <w:rPr>
-                <w:rFonts w:ascii="Aptos" w:eastAsia="Aptos" w:hAnsi="Aptos" w:cs="Aptos"/>
-                <w:color w:val="484650"/>
+                <w:color w:val="3A3A3A" w:themeColor="background2" w:themeShade="40"/>
+                <w:sz w:val="20"/>
+                <w:szCs w:val="20"/>
+              </w:rPr>
+            </w:pPr>
+            <w:r>
+              <w:rPr>
+                <w:rFonts w:ascii="Aptos" w:eastAsia="Aptos" w:hAnsi="Aptos" w:cs="Aptos"/>
+                <w:color w:val="3A3A3A" w:themeColor="background2" w:themeShade="40"/>
                 <w:sz w:val="20"/>
                 <w:szCs w:val="20"/>
               </w:rPr>
@@ -2308,7 +2419,7 @@
         </w:tc>
         <w:tc>
           <w:tcPr>
-            <w:tcW w:w="2903" w:type="dxa"/>
+            <w:tcW w:w="3510" w:type="dxa"/>
             <w:tcBorders>
               <w:top w:val="single" w:sz="8" w:space="0" w:color="E6E6E6"/>
               <w:left w:val="nil"/>
@@ -2320,11 +2431,14 @@
           <w:p>
             <w:pPr>
               <w:spacing w:after="0"/>
-            </w:pPr>
-            <w:r>
-              <w:rPr>
-                <w:rFonts w:ascii="Aptos" w:eastAsia="Aptos" w:hAnsi="Aptos" w:cs="Aptos"/>
-                <w:color w:val="484650"/>
+              <w:rPr>
+                <w:color w:val="3A3A3A" w:themeColor="background2" w:themeShade="40"/>
+              </w:rPr>
+            </w:pPr>
+            <w:r>
+              <w:rPr>
+                <w:rFonts w:ascii="Aptos" w:eastAsia="Aptos" w:hAnsi="Aptos" w:cs="Aptos"/>
+                <w:color w:val="3A3A3A" w:themeColor="background2" w:themeShade="40"/>
                 <w:sz w:val="20"/>
                 <w:szCs w:val="20"/>
               </w:rPr>
@@ -2334,7 +2448,7 @@
         </w:tc>
         <w:tc>
           <w:tcPr>
-            <w:tcW w:w="4653" w:type="dxa"/>
+            <w:tcW w:w="5064" w:type="dxa"/>
             <w:tcBorders>
               <w:top w:val="single" w:sz="8" w:space="0" w:color="E6E6E6"/>
               <w:left w:val="nil"/>
@@ -2347,6 +2461,9 @@
             <w:pPr>
               <w:rPr>
                 <w:rFonts w:ascii="Aptos" w:hAnsi="Aptos"/>
+                <w:color w:val="3A3A3A" w:themeColor="background2" w:themeShade="40"/>
+                <w:sz w:val="20"/>
+                <w:szCs w:val="20"/>
               </w:rPr>
             </w:pPr>
             <w:r>
@@ -2367,7 +2484,7 @@
                 <w:sz w:val="20"/>
                 <w:szCs w:val="20"/>
               </w:rPr>
-              <w:t xml:space="preserve">, CIO and General Manager of Technology and Transformation Department, Inter-American Development Bank </w:t>
+              <w:t xml:space="preserve">, CIO and General Manager, Inter-American Development Bank </w:t>
             </w:r>
           </w:p>
         </w:tc>
@@ -2404,7 +2521,7 @@
         </w:tc>
         <w:tc>
           <w:tcPr>
-            <w:tcW w:w="2903" w:type="dxa"/>
+            <w:tcW w:w="3510" w:type="dxa"/>
             <w:tcBorders>
               <w:top w:val="single" w:sz="8" w:space="0" w:color="E6E6E6"/>
               <w:left w:val="nil"/>
@@ -2426,13 +2543,13 @@
                 <w:sz w:val="20"/>
                 <w:szCs w:val="20"/>
               </w:rPr>
-              <w:t xml:space="preserve">Close </w:t>
+              <w:t>Close</w:t>
             </w:r>
           </w:p>
         </w:tc>
         <w:tc>
           <w:tcPr>
-            <w:tcW w:w="4653" w:type="dxa"/>
+            <w:tcW w:w="5064" w:type="dxa"/>
             <w:tcBorders>
               <w:top w:val="single" w:sz="8" w:space="0" w:color="E6E6E6"/>
               <w:left w:val="nil"/>
@@ -2458,25 +2575,6 @@
         </w:tc>
       </w:tr>
     </w:tbl>
-    <w:p>
-      <w:pPr>
-        <w:spacing w:after="0"/>
-        <w:rPr>
-          <w:rFonts w:ascii="Aptos" w:eastAsia="Aptos" w:hAnsi="Aptos" w:cs="Aptos"/>
-          <w:color w:val="484650"/>
-          <w:sz w:val="20"/>
-          <w:szCs w:val="20"/>
-        </w:rPr>
-      </w:pPr>
-    </w:p>
-    <w:p>
-      <w:pPr>
-        <w:pStyle w:val="Heading1"/>
-        <w:rPr>
-          <w:b w:val="0"/>
-        </w:rPr>
-      </w:pPr>
-    </w:p>
     <w:p/>
     <w:sectPr>
       <w:headerReference w:type="default" r:id="rId12"/>
@@ -3102,6 +3200,119 @@
       </w:rPr>
     </w:lvl>
   </w:abstractNum>
+  <w:abstractNum w:abstractNumId="4" w15:restartNumberingAfterBreak="0">
+    <w:nsid w:val="69C86F62"/>
+    <w:multiLevelType w:val="hybridMultilevel"/>
+    <w:tmpl w:val="15F01884"/>
+    <w:lvl w:ilvl="0" w:tplc="04090001">
+      <w:start w:val="1"/>
+      <w:numFmt w:val="bullet"/>
+      <w:lvlText w:val=""/>
+      <w:lvlJc w:val="left"/>
+      <w:pPr>
+        <w:ind w:left="720" w:hanging="360"/>
+      </w:pPr>
+      <w:rPr>
+        <w:rFonts w:ascii="Symbol" w:hAnsi="Symbol" w:hint="default"/>
+      </w:rPr>
+    </w:lvl>
+    <w:lvl w:ilvl="1" w:tplc="04090003" w:tentative="1">
+      <w:start w:val="1"/>
+      <w:numFmt w:val="bullet"/>
+      <w:lvlText w:val="o"/>
+      <w:lvlJc w:val="left"/>
+      <w:pPr>
+        <w:ind w:left="1440" w:hanging="360"/>
+      </w:pPr>
+      <w:rPr>
+        <w:rFonts w:ascii="Courier New" w:hAnsi="Courier New" w:cs="Courier New" w:hint="default"/>
+      </w:rPr>
+    </w:lvl>
+    <w:lvl w:ilvl="2" w:tplc="04090005" w:tentative="1">
+      <w:start w:val="1"/>
+      <w:numFmt w:val="bullet"/>
+      <w:lvlText w:val=""/>
+      <w:lvlJc w:val="left"/>
+      <w:pPr>
+        <w:ind w:left="2160" w:hanging="360"/>
+      </w:pPr>
+      <w:rPr>
+        <w:rFonts w:ascii="Wingdings" w:hAnsi="Wingdings" w:hint="default"/>
+      </w:rPr>
+    </w:lvl>
+    <w:lvl w:ilvl="3" w:tplc="04090001" w:tentative="1">
+      <w:start w:val="1"/>
+      <w:numFmt w:val="bullet"/>
+      <w:lvlText w:val=""/>
+      <w:lvlJc w:val="left"/>
+      <w:pPr>
+        <w:ind w:left="2880" w:hanging="360"/>
+      </w:pPr>
+      <w:rPr>
+        <w:rFonts w:ascii="Symbol" w:hAnsi="Symbol" w:hint="default"/>
+      </w:rPr>
+    </w:lvl>
+    <w:lvl w:ilvl="4" w:tplc="04090003" w:tentative="1">
+      <w:start w:val="1"/>
+      <w:numFmt w:val="bullet"/>
+      <w:lvlText w:val="o"/>
+      <w:lvlJc w:val="left"/>
+      <w:pPr>
+        <w:ind w:left="3600" w:hanging="360"/>
+      </w:pPr>
+      <w:rPr>
+        <w:rFonts w:ascii="Courier New" w:hAnsi="Courier New" w:cs="Courier New" w:hint="default"/>
+      </w:rPr>
+    </w:lvl>
+    <w:lvl w:ilvl="5" w:tplc="04090005" w:tentative="1">
+      <w:start w:val="1"/>
+      <w:numFmt w:val="bullet"/>
+      <w:lvlText w:val=""/>
+      <w:lvlJc w:val="left"/>
+      <w:pPr>
+        <w:ind w:left="4320" w:hanging="360"/>
+      </w:pPr>
+      <w:rPr>
+        <w:rFonts w:ascii="Wingdings" w:hAnsi="Wingdings" w:hint="default"/>
+      </w:rPr>
+    </w:lvl>
+    <w:lvl w:ilvl="6" w:tplc="04090001" w:tentative="1">
+      <w:start w:val="1"/>
+      <w:numFmt w:val="bullet"/>
+      <w:lvlText w:val=""/>
+      <w:lvlJc w:val="left"/>
+      <w:pPr>
+        <w:ind w:left="5040" w:hanging="360"/>
+      </w:pPr>
+      <w:rPr>
+        <w:rFonts w:ascii="Symbol" w:hAnsi="Symbol" w:hint="default"/>
+      </w:rPr>
+    </w:lvl>
+    <w:lvl w:ilvl="7" w:tplc="04090003" w:tentative="1">
+      <w:start w:val="1"/>
+      <w:numFmt w:val="bullet"/>
+      <w:lvlText w:val="o"/>
+      <w:lvlJc w:val="left"/>
+      <w:pPr>
+        <w:ind w:left="5760" w:hanging="360"/>
+      </w:pPr>
+      <w:rPr>
+        <w:rFonts w:ascii="Courier New" w:hAnsi="Courier New" w:cs="Courier New" w:hint="default"/>
+      </w:rPr>
+    </w:lvl>
+    <w:lvl w:ilvl="8" w:tplc="04090005" w:tentative="1">
+      <w:start w:val="1"/>
+      <w:numFmt w:val="bullet"/>
+      <w:lvlText w:val=""/>
+      <w:lvlJc w:val="left"/>
+      <w:pPr>
+        <w:ind w:left="6480" w:hanging="360"/>
+      </w:pPr>
+      <w:rPr>
+        <w:rFonts w:ascii="Wingdings" w:hAnsi="Wingdings" w:hint="default"/>
+      </w:rPr>
+    </w:lvl>
+  </w:abstractNum>
   <w:num w:numId="1" w16cid:durableId="1656451175">
     <w:abstractNumId w:val="2"/>
   </w:num>
@@ -3113,6 +3324,9 @@
   </w:num>
   <w:num w:numId="4" w16cid:durableId="43069415">
     <w:abstractNumId w:val="3"/>
+  </w:num>
+  <w:num w:numId="5" w16cid:durableId="1594506566">
+    <w:abstractNumId w:val="4"/>
   </w:num>
 </w:numbering>
 </file>
@@ -4024,19 +4238,6 @@
 </file>
 
 <file path=customXml/item1.xml><?xml version="1.0" encoding="utf-8"?>
-<b:Sources xmlns:b="http://schemas.openxmlformats.org/officeDocument/2006/bibliography" xmlns="http://schemas.openxmlformats.org/officeDocument/2006/bibliography" SelectedStyle="\APASixthEditionOfficeOnline.xsl" StyleName="APA" Version="6"/>
-</file>
-
-<file path=customXml/item2.xml><?xml version="1.0" encoding="utf-8"?>
-<?mso-contentType ?>
-<FormTemplates xmlns="http://schemas.microsoft.com/sharepoint/v3/contenttype/forms">
-  <Display>DocumentLibraryForm</Display>
-  <Edit>DocumentLibraryForm</Edit>
-  <New>DocumentLibraryForm</New>
-</FormTemplates>
-</file>
-
-<file path=customXml/item3.xml><?xml version="1.0" encoding="utf-8"?>
 <p:properties xmlns:p="http://schemas.microsoft.com/office/2006/metadata/properties" xmlns:xsi="http://www.w3.org/2001/XMLSchema-instance" xmlns:pc="http://schemas.microsoft.com/office/infopath/2007/PartnerControls">
   <documentManagement>
     <_ip_UnifiedCompliancePolicyUIAction xmlns="http://schemas.microsoft.com/sharepoint/v3" xsi:nil="true"/>
@@ -4052,6 +4253,19 @@
     <Role xmlns="49d7565e-b98d-438e-a0f6-8f8c339c941d"/>
   </documentManagement>
 </p:properties>
+</file>
+
+<file path=customXml/item2.xml><?xml version="1.0" encoding="utf-8"?>
+<?mso-contentType ?>
+<FormTemplates xmlns="http://schemas.microsoft.com/sharepoint/v3/contenttype/forms">
+  <Display>DocumentLibraryForm</Display>
+  <Edit>DocumentLibraryForm</Edit>
+  <New>DocumentLibraryForm</New>
+</FormTemplates>
+</file>
+
+<file path=customXml/item3.xml><?xml version="1.0" encoding="utf-8"?>
+<b:Sources xmlns:b="http://schemas.openxmlformats.org/officeDocument/2006/bibliography" xmlns="http://schemas.openxmlformats.org/officeDocument/2006/bibliography" SelectedStyle="\APASixthEditionOfficeOnline.xsl" StyleName="APA" Version="6"/>
 </file>
 
 <file path=customXml/item4.xml><?xml version="1.0" encoding="utf-8"?>
@@ -4378,9 +4592,13 @@
 </file>
 
 <file path=customXml/itemProps1.xml><?xml version="1.0" encoding="utf-8"?>
-<ds:datastoreItem xmlns:ds="http://schemas.openxmlformats.org/officeDocument/2006/customXml" ds:itemID="{13BF3E96-DCAC-4BD5-8194-4FBEDC22CC6D}">
+<ds:datastoreItem xmlns:ds="http://schemas.openxmlformats.org/officeDocument/2006/customXml" ds:itemID="{4DA892AE-D38E-4ED1-8D40-91BED7377AEC}">
   <ds:schemaRefs>
-    <ds:schemaRef ds:uri="http://schemas.openxmlformats.org/officeDocument/2006/bibliography"/>
+    <ds:schemaRef ds:uri="http://schemas.microsoft.com/office/2006/metadata/properties"/>
+    <ds:schemaRef ds:uri="http://schemas.microsoft.com/office/infopath/2007/PartnerControls"/>
+    <ds:schemaRef ds:uri="http://schemas.microsoft.com/sharepoint/v3"/>
+    <ds:schemaRef ds:uri="49d7565e-b98d-438e-a0f6-8f8c339c941d"/>
+    <ds:schemaRef ds:uri="3e02667f-0271-471b-bd6e-11a2e16def1d"/>
   </ds:schemaRefs>
 </ds:datastoreItem>
 </file>
@@ -4394,13 +4612,9 @@
 </file>
 
 <file path=customXml/itemProps3.xml><?xml version="1.0" encoding="utf-8"?>
-<ds:datastoreItem xmlns:ds="http://schemas.openxmlformats.org/officeDocument/2006/customXml" ds:itemID="{4DA892AE-D38E-4ED1-8D40-91BED7377AEC}">
+<ds:datastoreItem xmlns:ds="http://schemas.openxmlformats.org/officeDocument/2006/customXml" ds:itemID="{13BF3E96-DCAC-4BD5-8194-4FBEDC22CC6D}">
   <ds:schemaRefs>
-    <ds:schemaRef ds:uri="http://schemas.microsoft.com/office/2006/metadata/properties"/>
-    <ds:schemaRef ds:uri="http://schemas.microsoft.com/office/infopath/2007/PartnerControls"/>
-    <ds:schemaRef ds:uri="http://schemas.microsoft.com/sharepoint/v3"/>
-    <ds:schemaRef ds:uri="49d7565e-b98d-438e-a0f6-8f8c339c941d"/>
-    <ds:schemaRef ds:uri="3e02667f-0271-471b-bd6e-11a2e16def1d"/>
+    <ds:schemaRef ds:uri="http://schemas.openxmlformats.org/officeDocument/2006/bibliography"/>
   </ds:schemaRefs>
 </ds:datastoreItem>
 </file>

--- a/updates/partnership-day-2026/agenda.docx
+++ b/updates/partnership-day-2026/agenda.docx
@@ -8,7 +8,7 @@
           <w:noProof/>
         </w:rPr>
         <w:drawing>
-          <wp:anchor distT="0" distB="0" distL="114300" distR="114300" simplePos="0" relativeHeight="251658240" behindDoc="0" locked="0" layoutInCell="1" allowOverlap="1" wp14:anchorId="6C27A408" wp14:editId="69BBB931">
+          <wp:anchor distT="0" distB="0" distL="114300" distR="114300" simplePos="0" relativeHeight="251658240" behindDoc="0" locked="0" layoutInCell="1" allowOverlap="1" wp14:anchorId="6C27A408" wp14:editId="7087450A">
             <wp:simplePos x="0" y="0"/>
             <wp:positionH relativeFrom="column">
               <wp:posOffset>-920999</wp:posOffset>
@@ -377,41 +377,15 @@
                 <w:sz w:val="20"/>
                 <w:szCs w:val="20"/>
               </w:rPr>
-              <w:t>Haishan Fu</w:t>
-            </w:r>
-            <w:r>
-              <w:rPr>
-                <w:b/>
-                <w:bCs/>
-                <w:color w:val="3A3A3A" w:themeColor="background2" w:themeShade="40"/>
-                <w:sz w:val="20"/>
-                <w:szCs w:val="20"/>
-              </w:rPr>
-              <w:t xml:space="preserve">, </w:t>
-            </w:r>
-            <w:r>
-              <w:rPr>
-                <w:color w:val="3A3A3A" w:themeColor="background2" w:themeShade="40"/>
-                <w:sz w:val="20"/>
-                <w:szCs w:val="20"/>
-              </w:rPr>
-              <w:t>Chief Statistician</w:t>
-            </w:r>
-            <w:r>
-              <w:rPr>
-                <w:color w:val="3A3A3A" w:themeColor="background2" w:themeShade="40"/>
-                <w:sz w:val="20"/>
-                <w:szCs w:val="20"/>
-              </w:rPr>
-              <w:t xml:space="preserve"> and Director, </w:t>
-            </w:r>
-            <w:r>
-              <w:rPr>
-                <w:color w:val="3A3A3A" w:themeColor="background2" w:themeShade="40"/>
-                <w:sz w:val="20"/>
-                <w:szCs w:val="20"/>
-              </w:rPr>
-              <w:t xml:space="preserve">World Bank Group </w:t>
+              <w:t xml:space="preserve">Haishan Fu, </w:t>
+            </w:r>
+            <w:r>
+              <w:rPr>
+                <w:color w:val="3A3A3A" w:themeColor="background2" w:themeShade="40"/>
+                <w:sz w:val="20"/>
+                <w:szCs w:val="20"/>
+              </w:rPr>
+              <w:t xml:space="preserve">Chief Statistician and Director, World Bank Group </w:t>
             </w:r>
           </w:p>
         </w:tc>
@@ -1452,8 +1426,6 @@
               <w:ind w:left="503"/>
               <w:rPr>
                 <w:rFonts w:ascii="Aptos" w:eastAsia="Aptos" w:hAnsi="Aptos" w:cs="Aptos"/>
-                <w:b/>
-                <w:bCs/>
                 <w:color w:val="3A3A3A" w:themeColor="background2" w:themeShade="40"/>
                 <w:sz w:val="20"/>
                 <w:szCs w:val="20"/>
@@ -1480,6 +1452,159 @@
               </w:rPr>
               <w:t xml:space="preserve"> Senior Data Scientist, African Development Bank  </w:t>
             </w:r>
+          </w:p>
+          <w:p>
+            <w:pPr>
+              <w:spacing w:after="0"/>
+              <w:rPr>
+                <w:rFonts w:ascii="Aptos" w:eastAsia="Aptos" w:hAnsi="Aptos" w:cs="Aptos"/>
+                <w:b/>
+                <w:bCs/>
+                <w:color w:val="3A3A3A" w:themeColor="background2" w:themeShade="40"/>
+                <w:sz w:val="20"/>
+                <w:szCs w:val="20"/>
+              </w:rPr>
+            </w:pPr>
+          </w:p>
+          <w:p>
+            <w:pPr>
+              <w:pStyle w:val="ListParagraph"/>
+              <w:numPr>
+                <w:ilvl w:val="0"/>
+                <w:numId w:val="5"/>
+              </w:numPr>
+              <w:spacing w:after="0"/>
+              <w:ind w:left="524" w:hanging="270"/>
+              <w:rPr>
+                <w:rFonts w:ascii="Aptos" w:eastAsia="Aptos" w:hAnsi="Aptos" w:cs="Aptos"/>
+                <w:b/>
+                <w:bCs/>
+                <w:color w:val="3A3A3A" w:themeColor="background2" w:themeShade="40"/>
+                <w:sz w:val="20"/>
+                <w:szCs w:val="20"/>
+              </w:rPr>
+            </w:pPr>
+            <w:r>
+              <w:rPr>
+                <w:rFonts w:ascii="Aptos" w:eastAsia="Aptos" w:hAnsi="Aptos" w:cs="Aptos"/>
+                <w:b/>
+                <w:bCs/>
+                <w:color w:val="3A3A3A" w:themeColor="background2" w:themeShade="40"/>
+                <w:sz w:val="20"/>
+                <w:szCs w:val="20"/>
+              </w:rPr>
+              <w:t>South Asia's White-Collar Workforce: New Evidence from Alternative Data</w:t>
+            </w:r>
+          </w:p>
+          <w:p>
+            <w:pPr>
+              <w:pStyle w:val="ListParagraph"/>
+              <w:spacing w:after="0"/>
+              <w:ind w:left="503"/>
+              <w:rPr>
+                <w:rFonts w:ascii="Aptos" w:eastAsia="Aptos" w:hAnsi="Aptos" w:cs="Aptos"/>
+                <w:color w:val="3A3A3A" w:themeColor="background2" w:themeShade="40"/>
+                <w:sz w:val="20"/>
+                <w:szCs w:val="20"/>
+                <w:lang w:val="es-419"/>
+              </w:rPr>
+            </w:pPr>
+            <w:r>
+              <w:rPr>
+                <w:rFonts w:ascii="Aptos" w:eastAsia="Aptos" w:hAnsi="Aptos" w:cs="Aptos"/>
+                <w:b/>
+                <w:bCs/>
+                <w:color w:val="3A3A3A" w:themeColor="background2" w:themeShade="40"/>
+                <w:sz w:val="20"/>
+                <w:szCs w:val="20"/>
+                <w:lang w:val="es-419"/>
+              </w:rPr>
+              <w:t>Cynthia Lo</w:t>
+            </w:r>
+            <w:r>
+              <w:rPr>
+                <w:rFonts w:ascii="Aptos" w:eastAsia="Aptos" w:hAnsi="Aptos" w:cs="Aptos"/>
+                <w:b/>
+                <w:bCs/>
+                <w:color w:val="3A3A3A" w:themeColor="background2" w:themeShade="40"/>
+                <w:sz w:val="20"/>
+                <w:szCs w:val="20"/>
+                <w:lang w:val="es-419"/>
+              </w:rPr>
+              <w:t>,</w:t>
+            </w:r>
+            <w:r>
+              <w:rPr>
+                <w:rFonts w:ascii="Aptos" w:eastAsia="Aptos" w:hAnsi="Aptos" w:cs="Aptos"/>
+                <w:color w:val="3A3A3A" w:themeColor="background2" w:themeShade="40"/>
+                <w:sz w:val="20"/>
+                <w:szCs w:val="20"/>
+                <w:lang w:val="es-419"/>
+              </w:rPr>
+              <w:t xml:space="preserve"> </w:t>
+            </w:r>
+            <w:r>
+              <w:rPr>
+                <w:rFonts w:ascii="Aptos" w:eastAsia="Aptos" w:hAnsi="Aptos" w:cs="Aptos"/>
+                <w:color w:val="3A3A3A" w:themeColor="background2" w:themeShade="40"/>
+                <w:sz w:val="20"/>
+                <w:szCs w:val="20"/>
+                <w:lang w:val="es-419"/>
+              </w:rPr>
+              <w:t>Program Manager, GitHub</w:t>
+            </w:r>
+          </w:p>
+          <w:p>
+            <w:pPr>
+              <w:pStyle w:val="ListParagraph"/>
+              <w:spacing w:after="0"/>
+              <w:ind w:left="503"/>
+              <w:rPr>
+                <w:rFonts w:ascii="Aptos" w:eastAsia="Aptos" w:hAnsi="Aptos" w:cs="Aptos"/>
+                <w:b/>
+                <w:bCs/>
+                <w:color w:val="3A3A3A" w:themeColor="background2" w:themeShade="40"/>
+                <w:sz w:val="20"/>
+                <w:szCs w:val="20"/>
+              </w:rPr>
+            </w:pPr>
+            <w:r>
+              <w:rPr>
+                <w:rFonts w:ascii="Aptos" w:eastAsia="Aptos" w:hAnsi="Aptos" w:cs="Aptos"/>
+                <w:b/>
+                <w:bCs/>
+                <w:color w:val="3A3A3A" w:themeColor="background2" w:themeShade="40"/>
+                <w:sz w:val="20"/>
+                <w:szCs w:val="20"/>
+                <w:lang w:val="es-419"/>
+              </w:rPr>
+              <w:t xml:space="preserve">Sahiti Sarva, </w:t>
+            </w:r>
+            <w:r>
+              <w:rPr>
+                <w:rFonts w:ascii="Aptos" w:eastAsia="Aptos" w:hAnsi="Aptos" w:cs="Aptos"/>
+                <w:color w:val="3A3A3A" w:themeColor="background2" w:themeShade="40"/>
+                <w:sz w:val="20"/>
+                <w:szCs w:val="20"/>
+                <w:lang w:val="es-419"/>
+              </w:rPr>
+              <w:t>Data Scientist, World Bank Group</w:t>
+            </w:r>
+          </w:p>
+          <w:p>
+            <w:pPr>
+              <w:pStyle w:val="ListParagraph"/>
+              <w:spacing w:after="0"/>
+              <w:ind w:left="503"/>
+              <w:rPr>
+                <w:rFonts w:ascii="Aptos" w:eastAsia="Aptos" w:hAnsi="Aptos" w:cs="Aptos"/>
+                <w:b/>
+                <w:bCs/>
+                <w:color w:val="3A3A3A" w:themeColor="background2" w:themeShade="40"/>
+                <w:sz w:val="20"/>
+                <w:szCs w:val="20"/>
+              </w:rPr>
+            </w:pPr>
           </w:p>
           <w:p>
             <w:pPr>
@@ -2047,46 +2172,45 @@
             <w:pPr>
               <w:spacing w:after="0"/>
               <w:rPr>
-                <w:rFonts w:ascii="Aptos" w:eastAsia="Aptos" w:hAnsi="Aptos" w:cs="Aptos"/>
-                <w:color w:val="3A3A3A" w:themeColor="background2" w:themeShade="40"/>
-                <w:sz w:val="20"/>
-                <w:szCs w:val="20"/>
-              </w:rPr>
-            </w:pPr>
-            <w:r>
-              <w:rPr>
                 <w:rFonts w:ascii="Calibri" w:hAnsi="Calibri" w:cs="Calibri"/>
-                <w:b/>
-                <w:bCs/>
                 <w:color w:val="3A3A3A" w:themeColor="background2" w:themeShade="40"/>
                 <w:sz w:val="22"/>
                 <w:szCs w:val="22"/>
                 <w:shd w:val="clear" w:color="auto" w:fill="FFFFFF"/>
               </w:rPr>
-              <w:t>Swati Dawra,</w:t>
-            </w:r>
+            </w:pPr>
             <w:r>
               <w:rPr>
                 <w:rFonts w:ascii="Calibri" w:hAnsi="Calibri" w:cs="Calibri"/>
+                <w:b/>
+                <w:bCs/>
                 <w:color w:val="3A3A3A" w:themeColor="background2" w:themeShade="40"/>
                 <w:sz w:val="22"/>
                 <w:szCs w:val="22"/>
                 <w:shd w:val="clear" w:color="auto" w:fill="FFFFFF"/>
               </w:rPr>
-              <w:t xml:space="preserve"> Head of Strategic Resources and Technology, UNDP</w:t>
-            </w:r>
-          </w:p>
-          <w:p>
-            <w:pPr>
-              <w:spacing w:after="0"/>
-              <w:rPr>
-                <w:b/>
-                <w:bCs/>
-                <w:color w:val="3A3A3A" w:themeColor="background2" w:themeShade="40"/>
-                <w:sz w:val="20"/>
-                <w:szCs w:val="20"/>
-              </w:rPr>
-            </w:pPr>
+              <w:t>Swati Dawra,</w:t>
+            </w:r>
+            <w:r>
+              <w:rPr>
+                <w:rFonts w:ascii="Calibri" w:hAnsi="Calibri" w:cs="Calibri"/>
+                <w:color w:val="3A3A3A" w:themeColor="background2" w:themeShade="40"/>
+                <w:sz w:val="22"/>
+                <w:szCs w:val="22"/>
+                <w:shd w:val="clear" w:color="auto" w:fill="FFFFFF"/>
+              </w:rPr>
+              <w:t xml:space="preserve"> </w:t>
+            </w:r>
+            <w:r>
+              <w:rPr>
+                <w:rFonts w:ascii="Calibri" w:hAnsi="Calibri" w:cs="Calibri"/>
+                <w:color w:val="3A3A3A" w:themeColor="background2" w:themeShade="40"/>
+                <w:sz w:val="22"/>
+                <w:szCs w:val="22"/>
+                <w:shd w:val="clear" w:color="auto" w:fill="FFFFFF"/>
+              </w:rPr>
+              <w:t>Swati Dawra, Head of Strategic Resources and Data, Technology &amp; AI Enablement, UNDP</w:t>
+            </w:r>
           </w:p>
           <w:p>
             <w:pPr>
@@ -3203,7 +3327,7 @@
   <w:abstractNum w:abstractNumId="4" w15:restartNumberingAfterBreak="0">
     <w:nsid w:val="69C86F62"/>
     <w:multiLevelType w:val="hybridMultilevel"/>
-    <w:tmpl w:val="15F01884"/>
+    <w:tmpl w:val="AAA400A2"/>
     <w:lvl w:ilvl="0" w:tplc="04090001">
       <w:start w:val="1"/>
       <w:numFmt w:val="bullet"/>
@@ -4238,6 +4362,15 @@
 </file>
 
 <file path=customXml/item1.xml><?xml version="1.0" encoding="utf-8"?>
+<?mso-contentType ?>
+<FormTemplates xmlns="http://schemas.microsoft.com/sharepoint/v3/contenttype/forms">
+  <Display>DocumentLibraryForm</Display>
+  <Edit>DocumentLibraryForm</Edit>
+  <New>DocumentLibraryForm</New>
+</FormTemplates>
+</file>
+
+<file path=customXml/item2.xml><?xml version="1.0" encoding="utf-8"?>
 <p:properties xmlns:p="http://schemas.microsoft.com/office/2006/metadata/properties" xmlns:xsi="http://www.w3.org/2001/XMLSchema-instance" xmlns:pc="http://schemas.microsoft.com/office/infopath/2007/PartnerControls">
   <documentManagement>
     <_ip_UnifiedCompliancePolicyUIAction xmlns="http://schemas.microsoft.com/sharepoint/v3" xsi:nil="true"/>
@@ -4255,20 +4388,7 @@
 </p:properties>
 </file>
 
-<file path=customXml/item2.xml><?xml version="1.0" encoding="utf-8"?>
-<?mso-contentType ?>
-<FormTemplates xmlns="http://schemas.microsoft.com/sharepoint/v3/contenttype/forms">
-  <Display>DocumentLibraryForm</Display>
-  <Edit>DocumentLibraryForm</Edit>
-  <New>DocumentLibraryForm</New>
-</FormTemplates>
-</file>
-
 <file path=customXml/item3.xml><?xml version="1.0" encoding="utf-8"?>
-<b:Sources xmlns:b="http://schemas.openxmlformats.org/officeDocument/2006/bibliography" xmlns="http://schemas.openxmlformats.org/officeDocument/2006/bibliography" SelectedStyle="\APASixthEditionOfficeOnline.xsl" StyleName="APA" Version="6"/>
-</file>
-
-<file path=customXml/item4.xml><?xml version="1.0" encoding="utf-8"?>
 <ct:contentTypeSchema xmlns:ct="http://schemas.microsoft.com/office/2006/metadata/contentType" xmlns:ma="http://schemas.microsoft.com/office/2006/metadata/properties/metaAttributes" ct:_="" ma:_="" ma:contentTypeName="Document" ma:contentTypeID="0x01010009FAC5512A56CF45999A0963EA833649" ma:contentTypeVersion="26" ma:contentTypeDescription="Create a new document." ma:contentTypeScope="" ma:versionID="5b461bc16368f30869b23e13eb62b2e8">
   <xsd:schema xmlns:xsd="http://www.w3.org/2001/XMLSchema" xmlns:xs="http://www.w3.org/2001/XMLSchema" xmlns:p="http://schemas.microsoft.com/office/2006/metadata/properties" xmlns:ns1="http://schemas.microsoft.com/sharepoint/v3" xmlns:ns2="49d7565e-b98d-438e-a0f6-8f8c339c941d" xmlns:ns3="3c8f2328-f5a5-4a68-9096-e242066d509a" xmlns:ns4="3e02667f-0271-471b-bd6e-11a2e16def1d" targetNamespace="http://schemas.microsoft.com/office/2006/metadata/properties" ma:root="true" ma:fieldsID="3a9f8eb3f73fbeeda18ac5eabe8cba4a" ns1:_="" ns2:_="" ns3:_="" ns4:_="">
     <xsd:import namespace="http://schemas.microsoft.com/sharepoint/v3"/>
@@ -4591,7 +4711,19 @@
 </ct:contentTypeSchema>
 </file>
 
+<file path=customXml/item4.xml><?xml version="1.0" encoding="utf-8"?>
+<b:Sources xmlns:b="http://schemas.openxmlformats.org/officeDocument/2006/bibliography" xmlns="http://schemas.openxmlformats.org/officeDocument/2006/bibliography" SelectedStyle="\APASixthEditionOfficeOnline.xsl" StyleName="APA" Version="6"/>
+</file>
+
 <file path=customXml/itemProps1.xml><?xml version="1.0" encoding="utf-8"?>
+<ds:datastoreItem xmlns:ds="http://schemas.openxmlformats.org/officeDocument/2006/customXml" ds:itemID="{BB4DD978-64A3-44C7-8294-DB8FE4C05C06}">
+  <ds:schemaRefs>
+    <ds:schemaRef ds:uri="http://schemas.microsoft.com/sharepoint/v3/contenttype/forms"/>
+  </ds:schemaRefs>
+</ds:datastoreItem>
+</file>
+
+<file path=customXml/itemProps2.xml><?xml version="1.0" encoding="utf-8"?>
 <ds:datastoreItem xmlns:ds="http://schemas.openxmlformats.org/officeDocument/2006/customXml" ds:itemID="{4DA892AE-D38E-4ED1-8D40-91BED7377AEC}">
   <ds:schemaRefs>
     <ds:schemaRef ds:uri="http://schemas.microsoft.com/office/2006/metadata/properties"/>
@@ -4603,23 +4735,7 @@
 </ds:datastoreItem>
 </file>
 
-<file path=customXml/itemProps2.xml><?xml version="1.0" encoding="utf-8"?>
-<ds:datastoreItem xmlns:ds="http://schemas.openxmlformats.org/officeDocument/2006/customXml" ds:itemID="{BB4DD978-64A3-44C7-8294-DB8FE4C05C06}">
-  <ds:schemaRefs>
-    <ds:schemaRef ds:uri="http://schemas.microsoft.com/sharepoint/v3/contenttype/forms"/>
-  </ds:schemaRefs>
-</ds:datastoreItem>
-</file>
-
 <file path=customXml/itemProps3.xml><?xml version="1.0" encoding="utf-8"?>
-<ds:datastoreItem xmlns:ds="http://schemas.openxmlformats.org/officeDocument/2006/customXml" ds:itemID="{13BF3E96-DCAC-4BD5-8194-4FBEDC22CC6D}">
-  <ds:schemaRefs>
-    <ds:schemaRef ds:uri="http://schemas.openxmlformats.org/officeDocument/2006/bibliography"/>
-  </ds:schemaRefs>
-</ds:datastoreItem>
-</file>
-
-<file path=customXml/itemProps4.xml><?xml version="1.0" encoding="utf-8"?>
 <ds:datastoreItem xmlns:ds="http://schemas.openxmlformats.org/officeDocument/2006/customXml" ds:itemID="{0AD6069E-642B-4D34-BC67-12178B995E05}">
   <ds:schemaRefs>
     <ds:schemaRef ds:uri="http://schemas.microsoft.com/office/2006/metadata/contentType"/>
@@ -4638,4 +4754,12 @@
     <ds:schemaRef ds:uri="http://schemas.microsoft.com/internal/obd"/>
   </ds:schemaRefs>
 </ds:datastoreItem>
+</file>
+
+<file path=customXml/itemProps4.xml><?xml version="1.0" encoding="utf-8"?>
+<ds:datastoreItem xmlns:ds="http://schemas.openxmlformats.org/officeDocument/2006/customXml" ds:itemID="{13BF3E96-DCAC-4BD5-8194-4FBEDC22CC6D}">
+  <ds:schemaRefs>
+    <ds:schemaRef ds:uri="http://schemas.openxmlformats.org/officeDocument/2006/bibliography"/>
+  </ds:schemaRefs>
+</ds:datastoreItem>
 </file>